--- a/docs/技术报告.docx
+++ b/docs/技术报告.docx
@@ -361,7 +361,23 @@
                 <w:b w:val="0"/>
                 <w:sz w:val="22"/>
               </w:rPr>
-              <w:t>（4 分 41 秒）</w:t>
+              <w:t xml:space="preserve">（4 分 15 秒；含自研板卡实拍与真机验证，其中的上位机演示已在画面中标注为 </w:t>
+            </w:r>
+            <w:r>
+              <w:rPr>
+                <w:rFonts w:ascii="Arial" w:hAnsi="Arial" w:eastAsia="等线" w:cs="Arial"/>
+                <w:b/>
+                <w:sz w:val="22"/>
+              </w:rPr>
+              <w:t>ESP-IDF 原型系统</w:t>
+            </w:r>
+            <w:r>
+              <w:rPr>
+                <w:rFonts w:ascii="Arial" w:hAnsi="Arial" w:eastAsia="等线" w:cs="Arial"/>
+                <w:b w:val="0"/>
+                <w:sz w:val="22"/>
+              </w:rPr>
+              <w:t>）</w:t>
             </w:r>
           </w:p>
         </w:tc>

--- a/docs/技术报告.docx
+++ b/docs/技术报告.docx
@@ -1099,7 +1099,7 @@
                 <w:b w:val="0"/>
                 <w:sz w:val="22"/>
               </w:rPr>
-              <w:t>新硬件平台适配（主）＋ AI 硬件产品创新（组合）</w:t>
+              <w:t>新硬件平台适配（板级适配）</w:t>
             </w:r>
           </w:p>
         </w:tc>
@@ -2571,6 +2571,225 @@
     <w:p>
       <w:pPr>
         <w:spacing w:before="0" w:after="120" w:line="288" w:lineRule="auto"/>
+        <w:ind w:left="360"/>
+        <w:jc w:val="left"/>
+      </w:pPr>
+      <w:r>
+        <w:rPr>
+          <w:rFonts w:ascii="Arial" w:hAnsi="Arial" w:eastAsia="等线" w:cs="Arial"/>
+          <w:b w:val="0"/>
+          <w:sz w:val="22"/>
+        </w:rPr>
+        <w:t xml:space="preserve">6. </w:t>
+      </w:r>
+      <w:r>
+        <w:rPr>
+          <w:rFonts w:ascii="Arial" w:hAnsi="Arial" w:eastAsia="等线" w:cs="Arial"/>
+          <w:b/>
+          <w:sz w:val="22"/>
+        </w:rPr>
+        <w:t>目标硬件符合本方向的范围界定</w:t>
+      </w:r>
+      <w:r>
+        <w:rPr>
+          <w:rFonts w:ascii="Arial" w:hAnsi="Arial" w:eastAsia="等线" w:cs="Arial"/>
+          <w:b w:val="0"/>
+          <w:sz w:val="22"/>
+        </w:rPr>
+        <w:t>：本方向要求「选择一款</w:t>
+      </w:r>
+      <w:r>
+        <w:rPr>
+          <w:rFonts w:ascii="Arial" w:hAnsi="Arial" w:eastAsia="等线" w:cs="Arial"/>
+          <w:b/>
+          <w:sz w:val="22"/>
+        </w:rPr>
+        <w:t>尚未适配 openvela 的硬件平台</w:t>
+      </w:r>
+      <w:r>
+        <w:rPr>
+          <w:rFonts w:ascii="Arial" w:hAnsi="Arial" w:eastAsia="等线" w:cs="Arial"/>
+          <w:b w:val="0"/>
+          <w:sz w:val="22"/>
+        </w:rPr>
+        <w:t>」，并明确「</w:t>
+      </w:r>
+      <w:r>
+        <w:rPr>
+          <w:rFonts w:ascii="Arial" w:hAnsi="Arial" w:eastAsia="等线" w:cs="Arial"/>
+          <w:b/>
+          <w:sz w:val="22"/>
+        </w:rPr>
+        <w:t>已适配的开发板不计入本赛道</w:t>
+      </w:r>
+      <w:r>
+        <w:rPr>
+          <w:rFonts w:ascii="Arial" w:hAnsi="Arial" w:eastAsia="等线" w:cs="Arial"/>
+          <w:b w:val="0"/>
+          <w:sz w:val="22"/>
+        </w:rPr>
+        <w:t>」。本作品的目标硬件是</w:t>
+      </w:r>
+      <w:r>
+        <w:rPr>
+          <w:rFonts w:ascii="Arial" w:hAnsi="Arial" w:eastAsia="等线" w:cs="Arial"/>
+          <w:b/>
+          <w:sz w:val="22"/>
+        </w:rPr>
+        <w:t>自研的 SomatoSync 网关板与可穿戴节点板</w:t>
+      </w:r>
+      <w:r>
+        <w:rPr>
+          <w:rFonts w:ascii="Arial" w:hAnsi="Arial" w:eastAsia="等线" w:cs="Arial"/>
+          <w:b w:val="0"/>
+          <w:sz w:val="22"/>
+        </w:rPr>
+        <w:t xml:space="preserve"> —— 两块板此前只跑过 ESP-IDF 固件、</w:t>
+      </w:r>
+      <w:r>
+        <w:rPr>
+          <w:rFonts w:ascii="Arial" w:hAnsi="Arial" w:eastAsia="等线" w:cs="Arial"/>
+          <w:b/>
+          <w:sz w:val="22"/>
+        </w:rPr>
+        <w:t>从未适配过 openvela</w:t>
+      </w:r>
+      <w:r>
+        <w:rPr>
+          <w:rFonts w:ascii="Arial" w:hAnsi="Arial" w:eastAsia="等线" w:cs="Arial"/>
+          <w:b w:val="0"/>
+          <w:sz w:val="22"/>
+        </w:rPr>
+        <w:t>，也不在官方《支持的硬件平台》「一、已支持开发板」清单内，因此符合本方向的要求。</w:t>
+      </w:r>
+    </w:p>
+    <w:p>
+      <w:pPr>
+        <w:spacing w:before="0" w:after="120" w:line="288" w:lineRule="auto"/>
+        <w:ind w:left="360"/>
+        <w:jc w:val="left"/>
+      </w:pPr>
+      <w:r>
+        <w:rPr>
+          <w:rFonts w:ascii="Arial" w:hAnsi="Arial" w:eastAsia="等线" w:cs="Arial"/>
+          <w:b w:val="0"/>
+          <w:sz w:val="21"/>
+        </w:rPr>
+        <w:t>需要区分的是：ESP32-S3 的</w:t>
+      </w:r>
+      <w:r>
+        <w:rPr>
+          <w:rFonts w:ascii="Arial" w:hAnsi="Arial" w:eastAsia="等线" w:cs="Arial"/>
+          <w:b/>
+          <w:sz w:val="21"/>
+        </w:rPr>
+        <w:t>芯片层</w:t>
+      </w:r>
+      <w:r>
+        <w:rPr>
+          <w:rFonts w:ascii="Arial" w:hAnsi="Arial" w:eastAsia="等线" w:cs="Arial"/>
+          <w:b w:val="0"/>
+          <w:sz w:val="21"/>
+        </w:rPr>
+        <w:t xml:space="preserve">已由 openvela 支持（参考板 </w:t>
+      </w:r>
+      <w:r>
+        <w:rPr>
+          <w:rFonts w:ascii="Consolas" w:hAnsi="Consolas" w:eastAsia="Consolas" w:cs="Consolas"/>
+          <w:b w:val="0"/>
+          <w:sz w:val="19"/>
+        </w:rPr>
+        <w:t>esp32s3-eye</w:t>
+      </w:r>
+      <w:r>
+        <w:rPr>
+          <w:rFonts w:ascii="Arial" w:hAnsi="Arial" w:eastAsia="等线" w:cs="Arial"/>
+          <w:b w:val="0"/>
+          <w:sz w:val="21"/>
+        </w:rPr>
+        <w:t>）。</w:t>
+      </w:r>
+    </w:p>
+    <w:p>
+      <w:pPr>
+        <w:spacing w:before="0" w:after="120" w:line="288" w:lineRule="auto"/>
+        <w:ind w:left="360"/>
+        <w:jc w:val="left"/>
+      </w:pPr>
+      <w:r>
+        <w:rPr>
+          <w:rFonts w:ascii="Arial" w:hAnsi="Arial" w:eastAsia="等线" w:cs="Arial"/>
+          <w:b w:val="0"/>
+          <w:sz w:val="21"/>
+        </w:rPr>
+        <w:t>本作品</w:t>
+      </w:r>
+      <w:r>
+        <w:rPr>
+          <w:rFonts w:ascii="Arial" w:hAnsi="Arial" w:eastAsia="等线" w:cs="Arial"/>
+          <w:b/>
+          <w:sz w:val="21"/>
+        </w:rPr>
+        <w:t>不重复做芯片移植</w:t>
+      </w:r>
+      <w:r>
+        <w:rPr>
+          <w:rFonts w:ascii="Arial" w:hAnsi="Arial" w:eastAsia="等线" w:cs="Arial"/>
+          <w:b w:val="0"/>
+          <w:sz w:val="21"/>
+        </w:rPr>
+        <w:t>，工作量落在</w:t>
+      </w:r>
+      <w:r>
+        <w:rPr>
+          <w:rFonts w:ascii="Arial" w:hAnsi="Arial" w:eastAsia="等线" w:cs="Arial"/>
+          <w:b/>
+          <w:sz w:val="21"/>
+        </w:rPr>
+        <w:t>板级</w:t>
+      </w:r>
+      <w:r>
+        <w:rPr>
+          <w:rFonts w:ascii="Arial" w:hAnsi="Arial" w:eastAsia="等线" w:cs="Arial"/>
+          <w:b w:val="0"/>
+          <w:sz w:val="21"/>
+        </w:rPr>
+        <w:t xml:space="preserve"> —— 板级 bring-up、外设组合与引脚/供电时序、</w:t>
+      </w:r>
+    </w:p>
+    <w:p>
+      <w:pPr>
+        <w:spacing w:before="0" w:after="120" w:line="288" w:lineRule="auto"/>
+        <w:ind w:left="360"/>
+        <w:jc w:val="left"/>
+      </w:pPr>
+      <w:r>
+        <w:rPr>
+          <w:rFonts w:ascii="Arial" w:hAnsi="Arial" w:eastAsia="等线" w:cs="Arial"/>
+          <w:b w:val="0"/>
+          <w:sz w:val="21"/>
+        </w:rPr>
+        <w:t>defconfig 与构建系统集成、硬件能力验证；这正对应本方向「适配参考范围」中的</w:t>
+      </w:r>
+    </w:p>
+    <w:p>
+      <w:pPr>
+        <w:spacing w:before="0" w:after="120" w:line="288" w:lineRule="auto"/>
+        <w:ind w:left="360"/>
+        <w:jc w:val="left"/>
+      </w:pPr>
+      <w:r>
+        <w:rPr>
+          <w:rFonts w:ascii="Arial" w:hAnsi="Arial" w:eastAsia="等线" w:cs="Arial"/>
+          <w:b w:val="0"/>
+          <w:sz w:val="21"/>
+        </w:rPr>
+        <w:t>外设驱动适配、构建系统集成与硬件能力验证三项。</w:t>
+      </w:r>
+    </w:p>
+    <w:p>
+      <w:pPr>
+        <w:spacing w:before="0" w:after="120" w:line="288" w:lineRule="auto"/>
         <w:jc w:val="left"/>
       </w:pPr>
       <w:r>
@@ -4466,32 +4685,23 @@
     <w:p>
       <w:pPr>
         <w:spacing w:before="0" w:after="120" w:line="288" w:lineRule="auto"/>
-        <w:ind w:left="360"/>
-        <w:jc w:val="left"/>
-      </w:pPr>
-      <w:r>
-        <w:rPr>
-          <w:rFonts w:ascii="Arial" w:hAnsi="Arial" w:eastAsia="等线" w:cs="Arial"/>
-          <w:b w:val="0"/>
-          <w:sz w:val="22"/>
-        </w:rPr>
-        <w:t xml:space="preserve">• </w:t>
-      </w:r>
-      <w:r>
-        <w:rPr>
-          <w:rFonts w:ascii="Arial" w:hAnsi="Arial" w:eastAsia="等线" w:cs="Arial"/>
-          <w:b/>
-          <w:sz w:val="22"/>
-        </w:rPr>
-        <w:t>适配难点与解决方案</w:t>
-      </w:r>
-      <w:r>
-        <w:rPr>
-          <w:rFonts w:ascii="Arial" w:hAnsi="Arial" w:eastAsia="等线" w:cs="Arial"/>
-          <w:b w:val="0"/>
-          <w:sz w:val="22"/>
-        </w:rPr>
-        <w:t>：</w:t>
+        <w:jc w:val="left"/>
+      </w:pPr>
+      <w:r>
+        <w:rPr>
+          <w:rFonts w:ascii="Arial" w:hAnsi="Arial" w:eastAsia="等线" w:cs="Arial"/>
+          <w:b/>
+          <w:sz w:val="22"/>
+        </w:rPr>
+        <w:t>驱动适配覆盖</w:t>
+      </w:r>
+      <w:r>
+        <w:rPr>
+          <w:rFonts w:ascii="Arial" w:hAnsi="Arial" w:eastAsia="等线" w:cs="Arial"/>
+          <w:b w:val="0"/>
+          <w:sz w:val="22"/>
+        </w:rPr>
+        <w:t>（对应本方向评分加分项「适配的硬件平台覆盖范围越广、驱动越完整，技术得分越高」）：</w:t>
       </w:r>
     </w:p>
     <w:tbl>
@@ -4529,7 +4739,7 @@
                 <w:b/>
                 <w:sz w:val="22"/>
               </w:rPr>
-              <w:t>难点</w:t>
+              <w:t>类别</w:t>
             </w:r>
           </w:p>
         </w:tc>
@@ -4549,7 +4759,7 @@
                 <w:b/>
                 <w:sz w:val="22"/>
               </w:rPr>
-              <w:t>现象</w:t>
+              <w:t>本作品适配内容</w:t>
             </w:r>
           </w:p>
         </w:tc>
@@ -4569,7 +4779,7 @@
                 <w:b/>
                 <w:sz w:val="22"/>
               </w:rPr>
-              <w:t>解决方案</w:t>
+              <w:t>落地形态</w:t>
             </w:r>
           </w:p>
         </w:tc>
@@ -4591,7 +4801,7 @@
                 <w:b w:val="0"/>
                 <w:sz w:val="22"/>
               </w:rPr>
-              <w:t>板级配置加载机制与模板不一致</w:t>
+              <w:t>GPIO</w:t>
             </w:r>
           </w:p>
         </w:tc>
@@ -4611,7 +4821,7 @@
                 <w:b w:val="0"/>
                 <w:sz w:val="22"/>
               </w:rPr>
-              <w:t>按模板路径放置板目录后，Kconfig 与板级源码均加载不到</w:t>
+              <w:t>引脚复用、供电时序、复位与中断绑定、LDO 门控</w:t>
             </w:r>
           </w:p>
         </w:tc>
@@ -4627,43 +4837,19 @@
             <w:r/>
             <w:r>
               <w:rPr>
-                <w:rFonts w:ascii="Arial" w:hAnsi="Arial" w:eastAsia="等线" w:cs="Arial"/>
-                <w:b w:val="0"/>
-                <w:sz w:val="22"/>
-              </w:rPr>
-              <w:t xml:space="preserve">改用 </w:t>
-            </w:r>
-            <w:r>
-              <w:rPr>
                 <w:rFonts w:ascii="Consolas" w:hAnsi="Consolas" w:eastAsia="Consolas" w:cs="Consolas"/>
                 <w:b w:val="0"/>
                 <w:sz w:val="20"/>
               </w:rPr>
-              <w:t>CONFIG_ARCH_BOARD_CUSTOM_DIR</w:t>
-            </w:r>
-            <w:r>
-              <w:rPr>
-                <w:rFonts w:ascii="Arial" w:hAnsi="Arial" w:eastAsia="等线" w:cs="Arial"/>
-                <w:b w:val="0"/>
-                <w:sz w:val="22"/>
-              </w:rPr>
-              <w:t>，板目录与芯片支持同目录（</w:t>
-            </w:r>
-            <w:r>
-              <w:rPr>
-                <w:rFonts w:ascii="Consolas" w:hAnsi="Consolas" w:eastAsia="Consolas" w:cs="Consolas"/>
-                <w:b w:val="0"/>
-                <w:sz w:val="20"/>
-              </w:rPr>
-              <w:t>vendor/espressif/boards/esp32s3/</w:t>
-            </w:r>
-            <w:r>
-              <w:rPr>
-                <w:rFonts w:ascii="Arial" w:hAnsi="Arial" w:eastAsia="等线" w:cs="Arial"/>
-                <w:b w:val="0"/>
-                <w:sz w:val="22"/>
-              </w:rPr>
-              <w:t>）</w:t>
+              <w:t>board.h</w:t>
+            </w:r>
+            <w:r>
+              <w:rPr>
+                <w:rFonts w:ascii="Arial" w:hAnsi="Arial" w:eastAsia="等线" w:cs="Arial"/>
+                <w:b w:val="0"/>
+                <w:sz w:val="22"/>
+              </w:rPr>
+              <w:t xml:space="preserve"> 完整引脚映射（板型条件编译）</w:t>
             </w:r>
           </w:p>
         </w:tc>
@@ -4681,11 +4867,11 @@
             <w:r/>
             <w:r>
               <w:rPr>
-                <w:rFonts w:ascii="Consolas" w:hAnsi="Consolas" w:eastAsia="Consolas" w:cs="Consolas"/>
-                <w:b w:val="0"/>
-                <w:sz w:val="20"/>
-              </w:rPr>
-              <w:t>File Make.defs could not be found</w:t>
+                <w:rFonts w:ascii="Arial" w:hAnsi="Arial" w:eastAsia="等线" w:cs="Arial"/>
+                <w:b w:val="0"/>
+                <w:sz w:val="22"/>
+              </w:rPr>
+              <w:t>SPI</w:t>
             </w:r>
           </w:p>
         </w:tc>
@@ -4701,19 +4887,19 @@
             <w:r/>
             <w:r>
               <w:rPr>
-                <w:rFonts w:ascii="Consolas" w:hAnsi="Consolas" w:eastAsia="Consolas" w:cs="Consolas"/>
-                <w:b w:val="0"/>
-                <w:sz w:val="20"/>
-              </w:rPr>
-              <w:t>configure.sh</w:t>
-            </w:r>
-            <w:r>
-              <w:rPr>
-                <w:rFonts w:ascii="Arial" w:hAnsi="Arial" w:eastAsia="等线" w:cs="Arial"/>
-                <w:b w:val="0"/>
-                <w:sz w:val="22"/>
-              </w:rPr>
-              <w:t xml:space="preserve"> 报错并中止</w:t>
+                <w:rFonts w:ascii="Arial" w:hAnsi="Arial" w:eastAsia="等线" w:cs="Arial"/>
+                <w:b/>
+                <w:sz w:val="22"/>
+              </w:rPr>
+              <w:t>两条独立 SPI 总线</w:t>
+            </w:r>
+            <w:r>
+              <w:rPr>
+                <w:rFonts w:ascii="Arial" w:hAnsi="Arial" w:eastAsia="等线" w:cs="Arial"/>
+                <w:b w:val="0"/>
+                <w:sz w:val="22"/>
+              </w:rPr>
+              <w:t>（SPI2 / SPI3）、片选与总线参数</w:t>
             </w:r>
           </w:p>
         </w:tc>
@@ -4729,43 +4915,11 @@
             <w:r/>
             <w:r>
               <w:rPr>
-                <w:rFonts w:ascii="Consolas" w:hAnsi="Consolas" w:eastAsia="Consolas" w:cs="Consolas"/>
-                <w:b w:val="0"/>
-                <w:sz w:val="20"/>
-              </w:rPr>
-              <w:t>configure.sh</w:t>
-            </w:r>
-            <w:r>
-              <w:rPr>
-                <w:rFonts w:ascii="Arial" w:hAnsi="Arial" w:eastAsia="等线" w:cs="Arial"/>
-                <w:b w:val="0"/>
-                <w:sz w:val="22"/>
-              </w:rPr>
-              <w:t xml:space="preserve"> 解析 </w:t>
-            </w:r>
-            <w:r>
-              <w:rPr>
-                <w:rFonts w:ascii="Consolas" w:hAnsi="Consolas" w:eastAsia="Consolas" w:cs="Consolas"/>
-                <w:b w:val="0"/>
-                <w:sz w:val="20"/>
-              </w:rPr>
-              <w:t>${configpath}/../../scripts/Make.defs</w:t>
-            </w:r>
-            <w:r>
-              <w:rPr>
-                <w:rFonts w:ascii="Arial" w:hAnsi="Arial" w:eastAsia="等线" w:cs="Arial"/>
-                <w:b w:val="0"/>
-                <w:sz w:val="22"/>
-              </w:rPr>
-              <w:t xml:space="preserve">，补板级 </w:t>
-            </w:r>
-            <w:r>
-              <w:rPr>
-                <w:rFonts w:ascii="Consolas" w:hAnsi="Consolas" w:eastAsia="Consolas" w:cs="Consolas"/>
-                <w:b w:val="0"/>
-                <w:sz w:val="20"/>
-              </w:rPr>
-              <w:t>scripts/Make.defs</w:t>
+                <w:rFonts w:ascii="Arial" w:hAnsi="Arial" w:eastAsia="等线" w:cs="Arial"/>
+                <w:b w:val="0"/>
+                <w:sz w:val="22"/>
+              </w:rPr>
+              <w:t>W5500 挂 SPI2；PN5180 挂 SPI3；节点板双 IMU 分挂两条总线</w:t>
             </w:r>
           </w:p>
         </w:tc>
@@ -4787,7 +4941,7 @@
                 <w:b w:val="0"/>
                 <w:sz w:val="22"/>
               </w:rPr>
-              <w:t>工具链未进 PATH</w:t>
+              <w:t>I2C</w:t>
             </w:r>
           </w:p>
         </w:tc>
@@ -4803,27 +4957,11 @@
             <w:r/>
             <w:r>
               <w:rPr>
-                <w:rFonts w:ascii="Consolas" w:hAnsi="Consolas" w:eastAsia="Consolas" w:cs="Consolas"/>
-                <w:b w:val="0"/>
-                <w:sz w:val="20"/>
-              </w:rPr>
-              <w:t>xtensa-esp32s3-elf-gcc: 未找到命令</w:t>
-            </w:r>
-            <w:r>
-              <w:rPr>
-                <w:rFonts w:ascii="Arial" w:hAnsi="Arial" w:eastAsia="等线" w:cs="Arial"/>
-                <w:b w:val="0"/>
-                <w:sz w:val="22"/>
-              </w:rPr>
-              <w:t xml:space="preserve">，make 空转不产出 </w:t>
-            </w:r>
-            <w:r>
-              <w:rPr>
-                <w:rFonts w:ascii="Consolas" w:hAnsi="Consolas" w:eastAsia="Consolas" w:cs="Consolas"/>
-                <w:b w:val="0"/>
-                <w:sz w:val="20"/>
-              </w:rPr>
-              <w:t>.o</w:t>
+                <w:rFonts w:ascii="Arial" w:hAnsi="Arial" w:eastAsia="等线" w:cs="Arial"/>
+                <w:b w:val="0"/>
+                <w:sz w:val="22"/>
+              </w:rPr>
+              <w:t>I2C0 400 kHz</w:t>
             </w:r>
           </w:p>
         </w:tc>
@@ -4839,59 +4977,11 @@
             <w:r/>
             <w:r>
               <w:rPr>
-                <w:rFonts w:ascii="Consolas" w:hAnsi="Consolas" w:eastAsia="Consolas" w:cs="Consolas"/>
-                <w:b w:val="0"/>
-                <w:sz w:val="20"/>
-              </w:rPr>
-              <w:t>build.sh</w:t>
-            </w:r>
-            <w:r>
-              <w:rPr>
-                <w:rFonts w:ascii="Arial" w:hAnsi="Arial" w:eastAsia="等线" w:cs="Arial"/>
-                <w:b w:val="0"/>
-                <w:sz w:val="22"/>
-              </w:rPr>
-              <w:t xml:space="preserve"> 不会 source </w:t>
-            </w:r>
-            <w:r>
-              <w:rPr>
-                <w:rFonts w:ascii="Consolas" w:hAnsi="Consolas" w:eastAsia="Consolas" w:cs="Consolas"/>
-                <w:b w:val="0"/>
-                <w:sz w:val="20"/>
-              </w:rPr>
-              <w:t>build/envsetup.sh</w:t>
-            </w:r>
-            <w:r>
-              <w:rPr>
-                <w:rFonts w:ascii="Arial" w:hAnsi="Arial" w:eastAsia="等线" w:cs="Arial"/>
-                <w:b w:val="0"/>
-                <w:sz w:val="22"/>
-              </w:rPr>
-              <w:t xml:space="preserve">，其通配也不匹配 </w:t>
-            </w:r>
-            <w:r>
-              <w:rPr>
-                <w:rFonts w:ascii="Consolas" w:hAnsi="Consolas" w:eastAsia="Consolas" w:cs="Consolas"/>
-                <w:b w:val="0"/>
-                <w:sz w:val="20"/>
-              </w:rPr>
-              <w:t>xtensa-esp32s3-elf</w:t>
-            </w:r>
-            <w:r>
-              <w:rPr>
-                <w:rFonts w:ascii="Arial" w:hAnsi="Arial" w:eastAsia="等线" w:cs="Arial"/>
-                <w:b w:val="0"/>
-                <w:sz w:val="22"/>
-              </w:rPr>
-              <w:t xml:space="preserve">；改为显式 </w:t>
-            </w:r>
-            <w:r>
-              <w:rPr>
-                <w:rFonts w:ascii="Consolas" w:hAnsi="Consolas" w:eastAsia="Consolas" w:cs="Consolas"/>
-                <w:b w:val="0"/>
-                <w:sz w:val="20"/>
-              </w:rPr>
-              <w:t>export PATH=$PWD/prebuilts/gcc/linux-x86_64/xtensa-esp32s3-elf/bin:$PATH</w:t>
+                <w:rFonts w:ascii="Arial" w:hAnsi="Arial" w:eastAsia="等线" w:cs="Arial"/>
+                <w:b w:val="0"/>
+                <w:sz w:val="22"/>
+              </w:rPr>
+              <w:t>SSD1306（地址 0x3C）、DRV2605 触觉驱动</w:t>
             </w:r>
           </w:p>
         </w:tc>
@@ -4909,59 +4999,75 @@
             <w:r/>
             <w:r>
               <w:rPr>
+                <w:rFonts w:ascii="Arial" w:hAnsi="Arial" w:eastAsia="等线" w:cs="Arial"/>
+                <w:b w:val="0"/>
+                <w:sz w:val="22"/>
+              </w:rPr>
+              <w:t>Display / LCD</w:t>
+            </w:r>
+          </w:p>
+        </w:tc>
+        <w:tc>
+          <w:tcPr>
+            <w:tcW w:type="dxa" w:w="3008"/>
+          </w:tcPr>
+          <w:p>
+            <w:pPr>
+              <w:spacing w:before="40" w:after="40"/>
+              <w:jc w:val="left"/>
+            </w:pPr>
+            <w:r/>
+            <w:r>
+              <w:rPr>
+                <w:rFonts w:ascii="Arial" w:hAnsi="Arial" w:eastAsia="等线" w:cs="Arial"/>
+                <w:b w:val="0"/>
+                <w:sz w:val="22"/>
+              </w:rPr>
+              <w:t>SSD1306 128×64 注册为标准 LCD 设备</w:t>
+            </w:r>
+          </w:p>
+        </w:tc>
+        <w:tc>
+          <w:tcPr>
+            <w:tcW w:type="dxa" w:w="3008"/>
+          </w:tcPr>
+          <w:p>
+            <w:pPr>
+              <w:spacing w:before="40" w:after="40"/>
+              <w:jc w:val="left"/>
+            </w:pPr>
+            <w:r/>
+            <w:r>
+              <w:rPr>
                 <w:rFonts w:ascii="Consolas" w:hAnsi="Consolas" w:eastAsia="Consolas" w:cs="Consolas"/>
                 <w:b w:val="0"/>
                 <w:sz w:val="20"/>
               </w:rPr>
-              <w:t>LOCK_INITIALIZER_UNLOCKED</w:t>
-            </w:r>
-            <w:r>
-              <w:rPr>
-                <w:rFonts w:ascii="Arial" w:hAnsi="Arial" w:eastAsia="等线" w:cs="Arial"/>
-                <w:b w:val="0"/>
-                <w:sz w:val="22"/>
-              </w:rPr>
-              <w:t xml:space="preserve"> 初始化报错</w:t>
-            </w:r>
-          </w:p>
-        </w:tc>
-        <w:tc>
-          <w:tcPr>
-            <w:tcW w:type="dxa" w:w="3008"/>
-          </w:tcPr>
-          <w:p>
-            <w:pPr>
-              <w:spacing w:before="40" w:after="40"/>
-              <w:jc w:val="left"/>
-            </w:pPr>
-            <w:r/>
+              <w:t>board_lcd_initialize()</w:t>
+            </w:r>
+            <w:r>
+              <w:rPr>
+                <w:rFonts w:ascii="Arial" w:hAnsi="Arial" w:eastAsia="等线" w:cs="Arial"/>
+                <w:b w:val="0"/>
+                <w:sz w:val="22"/>
+              </w:rPr>
+              <w:t xml:space="preserve"> → </w:t>
+            </w:r>
             <w:r>
               <w:rPr>
                 <w:rFonts w:ascii="Consolas" w:hAnsi="Consolas" w:eastAsia="Consolas" w:cs="Consolas"/>
                 <w:b w:val="0"/>
                 <w:sz w:val="20"/>
               </w:rPr>
-              <w:t>error: invalid initializer</w:t>
-            </w:r>
-          </w:p>
-        </w:tc>
-        <w:tc>
-          <w:tcPr>
-            <w:tcW w:type="dxa" w:w="3008"/>
-          </w:tcPr>
-          <w:p>
-            <w:pPr>
-              <w:spacing w:before="40" w:after="40"/>
-              <w:jc w:val="left"/>
-            </w:pPr>
-            <w:r/>
-            <w:r>
-              <w:rPr>
-                <w:rFonts w:ascii="Arial" w:hAnsi="Arial" w:eastAsia="等线" w:cs="Arial"/>
-                <w:b w:val="0"/>
-                <w:sz w:val="22"/>
-              </w:rPr>
-              <w:t xml:space="preserve">esp-hal 克隆自 </w:t>
+              <w:t>lcddev_register(0)</w:t>
+            </w:r>
+            <w:r>
+              <w:rPr>
+                <w:rFonts w:ascii="Arial" w:hAnsi="Arial" w:eastAsia="等线" w:cs="Arial"/>
+                <w:b w:val="0"/>
+                <w:sz w:val="22"/>
+              </w:rPr>
+              <w:t xml:space="preserve"> → </w:t>
             </w:r>
             <w:r>
               <w:rPr>
@@ -4969,15 +5075,15 @@
                 <w:b w:val="0"/>
                 <w:sz w:val="20"/>
               </w:rPr>
-              <w:t>main</w:t>
-            </w:r>
-            <w:r>
-              <w:rPr>
-                <w:rFonts w:ascii="Arial" w:hAnsi="Arial" w:eastAsia="等线" w:cs="Arial"/>
-                <w:b w:val="0"/>
-                <w:sz w:val="22"/>
-              </w:rPr>
-              <w:t xml:space="preserve"> 分支；应用 </w:t>
+              <w:t>/dev/lcd0</w:t>
+            </w:r>
+            <w:r>
+              <w:rPr>
+                <w:rFonts w:ascii="Arial" w:hAnsi="Arial" w:eastAsia="等线" w:cs="Arial"/>
+                <w:b w:val="0"/>
+                <w:sz w:val="22"/>
+              </w:rPr>
+              <w:t xml:space="preserve">；开启 </w:t>
             </w:r>
             <w:r>
               <w:rPr>
@@ -4985,47 +5091,15 @@
                 <w:b w:val="0"/>
                 <w:sz w:val="20"/>
               </w:rPr>
-              <w:t>0001-esp-hal-3rdparty-fix-spinlock-init.patch</w:t>
-            </w:r>
-            <w:r>
-              <w:rPr>
-                <w:rFonts w:ascii="Arial" w:hAnsi="Arial" w:eastAsia="等线" w:cs="Arial"/>
-                <w:b w:val="0"/>
-                <w:sz w:val="22"/>
-              </w:rPr>
-              <w:t>（</w:t>
-            </w:r>
-            <w:r>
-              <w:rPr>
-                <w:rFonts w:ascii="Consolas" w:hAnsi="Consolas" w:eastAsia="Consolas" w:cs="Consolas"/>
-                <w:b w:val="0"/>
-                <w:sz w:val="20"/>
-              </w:rPr>
-              <w:t>0</w:t>
-            </w:r>
-            <w:r>
-              <w:rPr>
-                <w:rFonts w:ascii="Arial" w:hAnsi="Arial" w:eastAsia="等线" w:cs="Arial"/>
-                <w:b w:val="0"/>
-                <w:sz w:val="22"/>
-              </w:rPr>
-              <w:t xml:space="preserve"> → </w:t>
-            </w:r>
-            <w:r>
-              <w:rPr>
-                <w:rFonts w:ascii="Consolas" w:hAnsi="Consolas" w:eastAsia="Consolas" w:cs="Consolas"/>
-                <w:b w:val="0"/>
-                <w:sz w:val="20"/>
-              </w:rPr>
-              <w:t>SP_UNLOCKED</w:t>
-            </w:r>
-            <w:r>
-              <w:rPr>
-                <w:rFonts w:ascii="Arial" w:hAnsi="Arial" w:eastAsia="等线" w:cs="Arial"/>
-                <w:b w:val="0"/>
-                <w:sz w:val="22"/>
-              </w:rPr>
-              <w:t>）</w:t>
+              <w:t>LCD_FRAMEBUFFER</w:t>
+            </w:r>
+            <w:r>
+              <w:rPr>
+                <w:rFonts w:ascii="Arial" w:hAnsi="Arial" w:eastAsia="等线" w:cs="Arial"/>
+                <w:b w:val="0"/>
+                <w:sz w:val="22"/>
+              </w:rPr>
+              <w:t xml:space="preserve"> 后为标准帧缓冲</w:t>
             </w:r>
           </w:p>
         </w:tc>
@@ -5043,51 +5117,67 @@
             <w:r/>
             <w:r>
               <w:rPr>
+                <w:rFonts w:ascii="Arial" w:hAnsi="Arial" w:eastAsia="等线" w:cs="Arial"/>
+                <w:b w:val="0"/>
+                <w:sz w:val="22"/>
+              </w:rPr>
+              <w:t>Network（Ethernet）</w:t>
+            </w:r>
+          </w:p>
+        </w:tc>
+        <w:tc>
+          <w:tcPr>
+            <w:tcW w:type="dxa" w:w="3008"/>
+          </w:tcPr>
+          <w:p>
+            <w:pPr>
+              <w:spacing w:before="40" w:after="40"/>
+              <w:jc w:val="left"/>
+            </w:pPr>
+            <w:r/>
+            <w:r>
+              <w:rPr>
+                <w:rFonts w:ascii="Arial" w:hAnsi="Arial" w:eastAsia="等线" w:cs="Arial"/>
+                <w:b w:val="0"/>
+                <w:sz w:val="22"/>
+              </w:rPr>
+              <w:t>W5500 板级 glue（SPI 总线、RSTn、INTn）</w:t>
+            </w:r>
+          </w:p>
+        </w:tc>
+        <w:tc>
+          <w:tcPr>
+            <w:tcW w:type="dxa" w:w="3008"/>
+          </w:tcPr>
+          <w:p>
+            <w:pPr>
+              <w:spacing w:before="40" w:after="40"/>
+              <w:jc w:val="left"/>
+            </w:pPr>
+            <w:r/>
+            <w:r>
+              <w:rPr>
+                <w:rFonts w:ascii="Arial" w:hAnsi="Arial" w:eastAsia="等线" w:cs="Arial"/>
+                <w:b w:val="0"/>
+                <w:sz w:val="22"/>
+              </w:rPr>
+              <w:t xml:space="preserve">复用主线 </w:t>
+            </w:r>
+            <w:r>
+              <w:rPr>
                 <w:rFonts w:ascii="Consolas" w:hAnsi="Consolas" w:eastAsia="Consolas" w:cs="Consolas"/>
                 <w:b w:val="0"/>
                 <w:sz w:val="20"/>
               </w:rPr>
-              <w:t>undefined reference to esp32s3_spi2_status</w:t>
-            </w:r>
-          </w:p>
-        </w:tc>
-        <w:tc>
-          <w:tcPr>
-            <w:tcW w:type="dxa" w:w="3008"/>
-          </w:tcPr>
-          <w:p>
-            <w:pPr>
-              <w:spacing w:before="40" w:after="40"/>
-              <w:jc w:val="left"/>
-            </w:pPr>
-            <w:r/>
-            <w:r>
-              <w:rPr>
-                <w:rFonts w:ascii="Arial" w:hAnsi="Arial" w:eastAsia="等线" w:cs="Arial"/>
-                <w:b w:val="0"/>
-                <w:sz w:val="22"/>
-              </w:rPr>
-              <w:t>链接失败</w:t>
-            </w:r>
-          </w:p>
-        </w:tc>
-        <w:tc>
-          <w:tcPr>
-            <w:tcW w:type="dxa" w:w="3008"/>
-          </w:tcPr>
-          <w:p>
-            <w:pPr>
-              <w:spacing w:before="40" w:after="40"/>
-              <w:jc w:val="left"/>
-            </w:pPr>
-            <w:r/>
-            <w:r>
-              <w:rPr>
-                <w:rFonts w:ascii="Arial" w:hAnsi="Arial" w:eastAsia="等线" w:cs="Arial"/>
-                <w:b w:val="0"/>
-                <w:sz w:val="22"/>
-              </w:rPr>
-              <w:t xml:space="preserve">芯片层要求板级提供该符号，补 </w:t>
+              <w:t>drivers/net/w5500.c</w:t>
+            </w:r>
+            <w:r>
+              <w:rPr>
+                <w:rFonts w:ascii="Arial" w:hAnsi="Arial" w:eastAsia="等线" w:cs="Arial"/>
+                <w:b w:val="0"/>
+                <w:sz w:val="22"/>
+              </w:rPr>
+              <w:t xml:space="preserve"> → </w:t>
             </w:r>
             <w:r>
               <w:rPr>
@@ -5095,7 +5185,7 @@
                 <w:b w:val="0"/>
                 <w:sz w:val="20"/>
               </w:rPr>
-              <w:t>src/somatosync_board_spi.c</w:t>
+              <w:t>/dev/eth0</w:t>
             </w:r>
           </w:p>
         </w:tc>
@@ -5113,59 +5203,67 @@
             <w:r/>
             <w:r>
               <w:rPr>
+                <w:rFonts w:ascii="Arial" w:hAnsi="Arial" w:eastAsia="等线" w:cs="Arial"/>
+                <w:b w:val="0"/>
+                <w:sz w:val="22"/>
+              </w:rPr>
+              <w:t>Storage</w:t>
+            </w:r>
+          </w:p>
+        </w:tc>
+        <w:tc>
+          <w:tcPr>
+            <w:tcW w:type="dxa" w:w="3008"/>
+          </w:tcPr>
+          <w:p>
+            <w:pPr>
+              <w:spacing w:before="40" w:after="40"/>
+              <w:jc w:val="left"/>
+            </w:pPr>
+            <w:r/>
+            <w:r>
+              <w:rPr>
+                <w:rFonts w:ascii="Arial" w:hAnsi="Arial" w:eastAsia="等线" w:cs="Arial"/>
+                <w:b w:val="0"/>
+                <w:sz w:val="22"/>
+              </w:rPr>
+              <w:t>microSD，1-bit SDMMC 模式</w:t>
+            </w:r>
+          </w:p>
+        </w:tc>
+        <w:tc>
+          <w:tcPr>
+            <w:tcW w:type="dxa" w:w="3008"/>
+          </w:tcPr>
+          <w:p>
+            <w:pPr>
+              <w:spacing w:before="40" w:after="40"/>
+              <w:jc w:val="left"/>
+            </w:pPr>
+            <w:r/>
+            <w:r>
+              <w:rPr>
+                <w:rFonts w:ascii="Arial" w:hAnsi="Arial" w:eastAsia="等线" w:cs="Arial"/>
+                <w:b w:val="0"/>
+                <w:sz w:val="22"/>
+              </w:rPr>
+              <w:t xml:space="preserve">芯片层 </w:t>
+            </w:r>
+            <w:r>
+              <w:rPr>
                 <w:rFonts w:ascii="Consolas" w:hAnsi="Consolas" w:eastAsia="Consolas" w:cs="Consolas"/>
                 <w:b w:val="0"/>
                 <w:sz w:val="20"/>
               </w:rPr>
-              <w:t>undefined reference to task_tls_alloc</w:t>
-            </w:r>
-          </w:p>
-        </w:tc>
-        <w:tc>
-          <w:tcPr>
-            <w:tcW w:type="dxa" w:w="3008"/>
-          </w:tcPr>
-          <w:p>
-            <w:pPr>
-              <w:spacing w:before="40" w:after="40"/>
-              <w:jc w:val="left"/>
-            </w:pPr>
-            <w:r/>
-            <w:r>
-              <w:rPr>
-                <w:rFonts w:ascii="Arial" w:hAnsi="Arial" w:eastAsia="等线" w:cs="Arial"/>
-                <w:b w:val="0"/>
-                <w:sz w:val="22"/>
-              </w:rPr>
-              <w:t>链接失败</w:t>
-            </w:r>
-          </w:p>
-        </w:tc>
-        <w:tc>
-          <w:tcPr>
-            <w:tcW w:type="dxa" w:w="3008"/>
-          </w:tcPr>
-          <w:p>
-            <w:pPr>
-              <w:spacing w:before="40" w:after="40"/>
-              <w:jc w:val="left"/>
-            </w:pPr>
-            <w:r/>
-            <w:r>
-              <w:rPr>
-                <w:rFonts w:ascii="Arial" w:hAnsi="Arial" w:eastAsia="等线" w:cs="Arial"/>
-                <w:b w:val="0"/>
-                <w:sz w:val="22"/>
-              </w:rPr>
-              <w:t xml:space="preserve">Wi-Fi 适配层调用该接口，补 </w:t>
-            </w:r>
-            <w:r>
-              <w:rPr>
-                <w:rFonts w:ascii="Consolas" w:hAnsi="Consolas" w:eastAsia="Consolas" w:cs="Consolas"/>
-                <w:b w:val="0"/>
-                <w:sz w:val="20"/>
-              </w:rPr>
-              <w:t>CONFIG_TLS_TASK_NELEM=4</w:t>
+              <w:t>board_sdmmc_initialize()</w:t>
+            </w:r>
+            <w:r>
+              <w:rPr>
+                <w:rFonts w:ascii="Arial" w:hAnsi="Arial" w:eastAsia="等线" w:cs="Arial"/>
+                <w:b w:val="0"/>
+                <w:sz w:val="22"/>
+              </w:rPr>
+              <w:t xml:space="preserve"> ＋ FAT</w:t>
             </w:r>
           </w:p>
         </w:tc>
@@ -5187,7 +5285,7 @@
                 <w:b w:val="0"/>
                 <w:sz w:val="22"/>
               </w:rPr>
-              <w:t>节点板缺工作队列</w:t>
+              <w:t>Wireless</w:t>
             </w:r>
           </w:p>
         </w:tc>
@@ -5203,11 +5301,11 @@
             <w:r/>
             <w:r>
               <w:rPr>
-                <w:rFonts w:ascii="Consolas" w:hAnsi="Consolas" w:eastAsia="Consolas" w:cs="Consolas"/>
-                <w:b w:val="0"/>
-                <w:sz w:val="20"/>
-              </w:rPr>
-              <w:t>#error Worker thread support is required (CONFIG_SCHED_WORKQUEUE)</w:t>
+                <w:rFonts w:ascii="Arial" w:hAnsi="Arial" w:eastAsia="等线" w:cs="Arial"/>
+                <w:b w:val="0"/>
+                <w:sz w:val="22"/>
+              </w:rPr>
+              <w:t>Wi-Fi / ESP-NOW 底层能力接入</w:t>
             </w:r>
           </w:p>
         </w:tc>
@@ -5227,15 +5325,7 @@
                 <w:b w:val="0"/>
                 <w:sz w:val="22"/>
               </w:rPr>
-              <w:t xml:space="preserve">节点板 defconfig 补 </w:t>
-            </w:r>
-            <w:r>
-              <w:rPr>
-                <w:rFonts w:ascii="Consolas" w:hAnsi="Consolas" w:eastAsia="Consolas" w:cs="Consolas"/>
-                <w:b w:val="0"/>
-                <w:sz w:val="20"/>
-              </w:rPr>
-              <w:t>CONFIG_SCHED_WORKQUEUE=y</w:t>
+              <w:t>已接入；真机 panic（esp-hal 上游问题，见 3.5「已知问题」）</w:t>
             </w:r>
           </w:p>
         </w:tc>
@@ -5257,7 +5347,7 @@
                 <w:b w:val="0"/>
                 <w:sz w:val="22"/>
               </w:rPr>
-              <w:t>esp-hal 全量克隆反复中断</w:t>
+              <w:t>ADC / 电源</w:t>
             </w:r>
           </w:p>
         </w:tc>
@@ -5277,39 +5367,7 @@
                 <w:b w:val="0"/>
                 <w:sz w:val="22"/>
               </w:rPr>
-              <w:t>294 MB 克隆超时；</w:t>
-            </w:r>
-            <w:r>
-              <w:rPr>
-                <w:rFonts w:ascii="Consolas" w:hAnsi="Consolas" w:eastAsia="Consolas" w:cs="Consolas"/>
-                <w:b w:val="0"/>
-                <w:sz w:val="20"/>
-              </w:rPr>
-              <w:t>CHECK_COMMITSHA</w:t>
-            </w:r>
-            <w:r>
-              <w:rPr>
-                <w:rFonts w:ascii="Arial" w:hAnsi="Arial" w:eastAsia="等线" w:cs="Arial"/>
-                <w:b w:val="0"/>
-                <w:sz w:val="22"/>
-              </w:rPr>
-              <w:t xml:space="preserve"> 会 </w:t>
-            </w:r>
-            <w:r>
-              <w:rPr>
-                <w:rFonts w:ascii="Consolas" w:hAnsi="Consolas" w:eastAsia="Consolas" w:cs="Consolas"/>
-                <w:b w:val="0"/>
-                <w:sz w:val="20"/>
-              </w:rPr>
-              <w:t>rm -rf</w:t>
-            </w:r>
-            <w:r>
-              <w:rPr>
-                <w:rFonts w:ascii="Arial" w:hAnsi="Arial" w:eastAsia="等线" w:cs="Arial"/>
-                <w:b w:val="0"/>
-                <w:sz w:val="22"/>
-              </w:rPr>
-              <w:t xml:space="preserve"> 无分支引用的缓存</w:t>
+              <w:t>电池分压采样 ＋ 接地 MOS 门控 ＋ 独立 LDO 使能</w:t>
             </w:r>
           </w:p>
         </w:tc>
@@ -5325,67 +5383,11 @@
             <w:r/>
             <w:r>
               <w:rPr>
-                <w:rFonts w:ascii="Consolas" w:hAnsi="Consolas" w:eastAsia="Consolas" w:cs="Consolas"/>
-                <w:b w:val="0"/>
-                <w:sz w:val="20"/>
-              </w:rPr>
-              <w:t>git init</w:t>
-            </w:r>
-            <w:r>
-              <w:rPr>
-                <w:rFonts w:ascii="Arial" w:hAnsi="Arial" w:eastAsia="等线" w:cs="Arial"/>
-                <w:b w:val="0"/>
-                <w:sz w:val="22"/>
-              </w:rPr>
-              <w:t xml:space="preserve"> ＋ </w:t>
-            </w:r>
-            <w:r>
-              <w:rPr>
-                <w:rFonts w:ascii="Consolas" w:hAnsi="Consolas" w:eastAsia="Consolas" w:cs="Consolas"/>
-                <w:b w:val="0"/>
-                <w:sz w:val="20"/>
-              </w:rPr>
-              <w:t>git fetch --depth=1 origin &lt;sha&gt;</w:t>
-            </w:r>
-            <w:r>
-              <w:rPr>
-                <w:rFonts w:ascii="Arial" w:hAnsi="Arial" w:eastAsia="等线" w:cs="Arial"/>
-                <w:b w:val="0"/>
-                <w:sz w:val="22"/>
-              </w:rPr>
-              <w:t xml:space="preserve"> ＋ 建分支 </w:t>
-            </w:r>
-            <w:r>
-              <w:rPr>
-                <w:rFonts w:ascii="Consolas" w:hAnsi="Consolas" w:eastAsia="Consolas" w:cs="Consolas"/>
-                <w:b w:val="0"/>
-                <w:sz w:val="20"/>
-              </w:rPr>
-              <w:t>keep</w:t>
-            </w:r>
-            <w:r>
-              <w:rPr>
-                <w:rFonts w:ascii="Arial" w:hAnsi="Arial" w:eastAsia="等线" w:cs="Arial"/>
-                <w:b w:val="0"/>
-                <w:sz w:val="22"/>
-              </w:rPr>
-              <w:t xml:space="preserve">；并预置 </w:t>
-            </w:r>
-            <w:r>
-              <w:rPr>
-                <w:rFonts w:ascii="Consolas" w:hAnsi="Consolas" w:eastAsia="Consolas" w:cs="Consolas"/>
-                <w:b w:val="0"/>
-                <w:sz w:val="20"/>
-              </w:rPr>
-              <w:t>chip/esp-hal-3rdparty</w:t>
-            </w:r>
-            <w:r>
-              <w:rPr>
-                <w:rFonts w:ascii="Arial" w:hAnsi="Arial" w:eastAsia="等线" w:cs="Arial"/>
-                <w:b w:val="0"/>
-                <w:sz w:val="22"/>
-              </w:rPr>
-              <w:t xml:space="preserve"> 使 make 跳过克隆配方</w:t>
+                <w:rFonts w:ascii="Arial" w:hAnsi="Arial" w:eastAsia="等线" w:cs="Arial"/>
+                <w:b w:val="0"/>
+                <w:sz w:val="22"/>
+              </w:rPr>
+              <w:t>ADC1_CH1，避免分压电阻长期漏电</w:t>
             </w:r>
           </w:p>
         </w:tc>
@@ -5407,7 +5409,7 @@
                 <w:b w:val="0"/>
                 <w:sz w:val="22"/>
               </w:rPr>
-              <w:t>esptool 版本过低</w:t>
+              <w:t>NFC</w:t>
             </w:r>
           </w:p>
         </w:tc>
@@ -5423,11 +5425,89 @@
             <w:r/>
             <w:r>
               <w:rPr>
+                <w:rFonts w:ascii="Arial" w:hAnsi="Arial" w:eastAsia="等线" w:cs="Arial"/>
+                <w:b w:val="0"/>
+                <w:sz w:val="22"/>
+              </w:rPr>
+              <w:t>PN5180 板级 glue（SPI3 ＋ BUSY/RST）</w:t>
+            </w:r>
+          </w:p>
+        </w:tc>
+        <w:tc>
+          <w:tcPr>
+            <w:tcW w:type="dxa" w:w="3008"/>
+          </w:tcPr>
+          <w:p>
+            <w:pPr>
+              <w:spacing w:before="40" w:after="40"/>
+              <w:jc w:val="left"/>
+            </w:pPr>
+            <w:r/>
+            <w:r>
+              <w:rPr>
+                <w:rFonts w:ascii="Arial" w:hAnsi="Arial" w:eastAsia="等线" w:cs="Arial"/>
+                <w:b w:val="0"/>
+                <w:sz w:val="22"/>
+              </w:rPr>
+              <w:t>协议栈列为后续工作</w:t>
+            </w:r>
+          </w:p>
+        </w:tc>
+      </w:tr>
+      <w:tr>
+        <w:tc>
+          <w:tcPr>
+            <w:tcW w:type="dxa" w:w="3008"/>
+          </w:tcPr>
+          <w:p>
+            <w:pPr>
+              <w:spacing w:before="40" w:after="40"/>
+              <w:jc w:val="left"/>
+            </w:pPr>
+            <w:r/>
+            <w:r>
+              <w:rPr>
+                <w:rFonts w:ascii="Arial" w:hAnsi="Arial" w:eastAsia="等线" w:cs="Arial"/>
+                <w:b w:val="0"/>
+                <w:sz w:val="22"/>
+              </w:rPr>
+              <w:t>板级 SPI 钩子</w:t>
+            </w:r>
+          </w:p>
+        </w:tc>
+        <w:tc>
+          <w:tcPr>
+            <w:tcW w:type="dxa" w:w="3008"/>
+          </w:tcPr>
+          <w:p>
+            <w:pPr>
+              <w:spacing w:before="40" w:after="40"/>
+              <w:jc w:val="left"/>
+            </w:pPr>
+            <w:r/>
+            <w:r>
+              <w:rPr>
+                <w:rFonts w:ascii="Arial" w:hAnsi="Arial" w:eastAsia="等线" w:cs="Arial"/>
+                <w:b w:val="0"/>
+                <w:sz w:val="22"/>
+              </w:rPr>
+              <w:t xml:space="preserve">芯片层要求的板级实现 </w:t>
+            </w:r>
+            <w:r>
+              <w:rPr>
                 <w:rFonts w:ascii="Consolas" w:hAnsi="Consolas" w:eastAsia="Consolas" w:cs="Consolas"/>
                 <w:b w:val="0"/>
                 <w:sz w:val="20"/>
               </w:rPr>
-              <w:t>Unsupported esptool version: 4.7.0 expects &gt;= 4.8.0</w:t>
+              <w:t>esp32s3_spi2_status()</w:t>
+            </w:r>
+            <w:r>
+              <w:rPr>
+                <w:rFonts w:ascii="Arial" w:hAnsi="Arial" w:eastAsia="等线" w:cs="Arial"/>
+                <w:b w:val="0"/>
+                <w:sz w:val="22"/>
+              </w:rPr>
+              <w:t xml:space="preserve"> 等</w:t>
             </w:r>
           </w:p>
         </w:tc>
@@ -5443,27 +5523,11 @@
             <w:r/>
             <w:r>
               <w:rPr>
-                <w:rFonts w:ascii="Arial" w:hAnsi="Arial" w:eastAsia="等线" w:cs="Arial"/>
-                <w:b w:val="0"/>
-                <w:sz w:val="22"/>
-              </w:rPr>
-              <w:t xml:space="preserve">升级 pip 后安装 </w:t>
-            </w:r>
-            <w:r>
-              <w:rPr>
                 <w:rFonts w:ascii="Consolas" w:hAnsi="Consolas" w:eastAsia="Consolas" w:cs="Consolas"/>
                 <w:b w:val="0"/>
                 <w:sz w:val="20"/>
               </w:rPr>
-              <w:t>esptool</w:t>
-            </w:r>
-            <w:r>
-              <w:rPr>
-                <w:rFonts w:ascii="Arial" w:hAnsi="Arial" w:eastAsia="等线" w:cs="Arial"/>
-                <w:b w:val="0"/>
-                <w:sz w:val="22"/>
-              </w:rPr>
-              <w:t>（5.4.0）</w:t>
+              <w:t>src/somatosync_board_spi.c</w:t>
             </w:r>
           </w:p>
         </w:tc>
@@ -5483,6 +5547,1064 @@
       <w:r>
         <w:rPr>
           <w:rFonts w:ascii="Arial" w:hAnsi="Arial" w:eastAsia="等线" w:cs="Arial"/>
+          <w:b w:val="0"/>
+          <w:sz w:val="22"/>
+        </w:rPr>
+        <w:t xml:space="preserve">合计覆盖 </w:t>
+      </w:r>
+      <w:r>
+        <w:rPr>
+          <w:rFonts w:ascii="Arial" w:hAnsi="Arial" w:eastAsia="等线" w:cs="Arial"/>
+          <w:b/>
+          <w:sz w:val="22"/>
+        </w:rPr>
+        <w:t>GPIO / SPI / I2C / Display / Network / Storage / Wireless / ADC 电源 / NFC九类外设</w:t>
+      </w:r>
+      <w:r>
+        <w:rPr>
+          <w:rFonts w:ascii="Arial" w:hAnsi="Arial" w:eastAsia="等线" w:cs="Arial"/>
+          <w:b w:val="0"/>
+          <w:sz w:val="22"/>
+        </w:rPr>
+        <w:t>，其中 SPI 为两条独立总线；网关板与节点板</w:t>
+      </w:r>
+      <w:r>
+        <w:rPr>
+          <w:rFonts w:ascii="Arial" w:hAnsi="Arial" w:eastAsia="等线" w:cs="Arial"/>
+          <w:b/>
+          <w:sz w:val="22"/>
+        </w:rPr>
+        <w:t>各有一套完整 defconfig</w:t>
+      </w:r>
+      <w:r>
+        <w:rPr>
+          <w:rFonts w:ascii="Arial" w:hAnsi="Arial" w:eastAsia="等线" w:cs="Arial"/>
+          <w:b w:val="0"/>
+          <w:sz w:val="22"/>
+        </w:rPr>
+        <w:t>。</w:t>
+      </w:r>
+    </w:p>
+    <w:p>
+      <w:pPr>
+        <w:spacing w:before="0" w:after="120" w:line="288" w:lineRule="auto"/>
+        <w:ind w:left="360"/>
+        <w:jc w:val="left"/>
+      </w:pPr>
+      <w:r>
+        <w:rPr>
+          <w:rFonts w:ascii="Arial" w:hAnsi="Arial" w:eastAsia="等线" w:cs="Arial"/>
+          <w:b w:val="0"/>
+          <w:sz w:val="22"/>
+        </w:rPr>
+        <w:t xml:space="preserve">• </w:t>
+      </w:r>
+      <w:r>
+        <w:rPr>
+          <w:rFonts w:ascii="Arial" w:hAnsi="Arial" w:eastAsia="等线" w:cs="Arial"/>
+          <w:b/>
+          <w:sz w:val="22"/>
+        </w:rPr>
+        <w:t>适配难点与解决方案</w:t>
+      </w:r>
+      <w:r>
+        <w:rPr>
+          <w:rFonts w:ascii="Arial" w:hAnsi="Arial" w:eastAsia="等线" w:cs="Arial"/>
+          <w:b w:val="0"/>
+          <w:sz w:val="22"/>
+        </w:rPr>
+        <w:t>：</w:t>
+      </w:r>
+    </w:p>
+    <w:tbl>
+      <w:tblPr>
+        <w:tblW w:type="auto" w:w="0"/>
+        <w:tblLook w:firstColumn="1" w:firstRow="1" w:lastColumn="0" w:lastRow="0" w:noHBand="0" w:noVBand="1" w:val="04A0"/>
+        <w:tblBorders>
+          <w:top w:val="single" w:sz="4" w:space="0" w:color="dee0e3"/>
+          <w:left w:val="single" w:sz="4" w:space="0" w:color="dee0e3"/>
+          <w:bottom w:val="single" w:sz="4" w:space="0" w:color="dee0e3"/>
+          <w:right w:val="single" w:sz="4" w:space="0" w:color="dee0e3"/>
+          <w:insideH w:val="single" w:sz="4" w:space="0" w:color="dee0e3"/>
+          <w:insideV w:val="single" w:sz="4" w:space="0" w:color="dee0e3"/>
+        </w:tblBorders>
+      </w:tblPr>
+      <w:tblGrid>
+        <w:gridCol w:w="3008"/>
+        <w:gridCol w:w="3008"/>
+        <w:gridCol w:w="3008"/>
+      </w:tblGrid>
+      <w:tr>
+        <w:tc>
+          <w:tcPr>
+            <w:tcW w:type="dxa" w:w="3008"/>
+          </w:tcPr>
+          <w:p>
+            <w:pPr>
+              <w:spacing w:before="40" w:after="40"/>
+              <w:jc w:val="left"/>
+            </w:pPr>
+            <w:r/>
+            <w:r>
+              <w:rPr>
+                <w:rFonts w:ascii="Arial" w:hAnsi="Arial" w:eastAsia="等线" w:cs="Arial"/>
+                <w:b/>
+                <w:sz w:val="22"/>
+              </w:rPr>
+              <w:t>难点</w:t>
+            </w:r>
+          </w:p>
+        </w:tc>
+        <w:tc>
+          <w:tcPr>
+            <w:tcW w:type="dxa" w:w="3008"/>
+          </w:tcPr>
+          <w:p>
+            <w:pPr>
+              <w:spacing w:before="40" w:after="40"/>
+              <w:jc w:val="left"/>
+            </w:pPr>
+            <w:r/>
+            <w:r>
+              <w:rPr>
+                <w:rFonts w:ascii="Arial" w:hAnsi="Arial" w:eastAsia="等线" w:cs="Arial"/>
+                <w:b/>
+                <w:sz w:val="22"/>
+              </w:rPr>
+              <w:t>现象</w:t>
+            </w:r>
+          </w:p>
+        </w:tc>
+        <w:tc>
+          <w:tcPr>
+            <w:tcW w:type="dxa" w:w="3008"/>
+          </w:tcPr>
+          <w:p>
+            <w:pPr>
+              <w:spacing w:before="40" w:after="40"/>
+              <w:jc w:val="left"/>
+            </w:pPr>
+            <w:r/>
+            <w:r>
+              <w:rPr>
+                <w:rFonts w:ascii="Arial" w:hAnsi="Arial" w:eastAsia="等线" w:cs="Arial"/>
+                <w:b/>
+                <w:sz w:val="22"/>
+              </w:rPr>
+              <w:t>解决方案</w:t>
+            </w:r>
+          </w:p>
+        </w:tc>
+      </w:tr>
+      <w:tr>
+        <w:tc>
+          <w:tcPr>
+            <w:tcW w:type="dxa" w:w="3008"/>
+          </w:tcPr>
+          <w:p>
+            <w:pPr>
+              <w:spacing w:before="40" w:after="40"/>
+              <w:jc w:val="left"/>
+            </w:pPr>
+            <w:r/>
+            <w:r>
+              <w:rPr>
+                <w:rFonts w:ascii="Arial" w:hAnsi="Arial" w:eastAsia="等线" w:cs="Arial"/>
+                <w:b w:val="0"/>
+                <w:sz w:val="22"/>
+              </w:rPr>
+              <w:t>板级配置加载机制与模板不一致</w:t>
+            </w:r>
+          </w:p>
+        </w:tc>
+        <w:tc>
+          <w:tcPr>
+            <w:tcW w:type="dxa" w:w="3008"/>
+          </w:tcPr>
+          <w:p>
+            <w:pPr>
+              <w:spacing w:before="40" w:after="40"/>
+              <w:jc w:val="left"/>
+            </w:pPr>
+            <w:r/>
+            <w:r>
+              <w:rPr>
+                <w:rFonts w:ascii="Arial" w:hAnsi="Arial" w:eastAsia="等线" w:cs="Arial"/>
+                <w:b w:val="0"/>
+                <w:sz w:val="22"/>
+              </w:rPr>
+              <w:t>按模板路径放置板目录后，Kconfig 与板级源码均加载不到</w:t>
+            </w:r>
+          </w:p>
+        </w:tc>
+        <w:tc>
+          <w:tcPr>
+            <w:tcW w:type="dxa" w:w="3008"/>
+          </w:tcPr>
+          <w:p>
+            <w:pPr>
+              <w:spacing w:before="40" w:after="40"/>
+              <w:jc w:val="left"/>
+            </w:pPr>
+            <w:r/>
+            <w:r>
+              <w:rPr>
+                <w:rFonts w:ascii="Arial" w:hAnsi="Arial" w:eastAsia="等线" w:cs="Arial"/>
+                <w:b w:val="0"/>
+                <w:sz w:val="22"/>
+              </w:rPr>
+              <w:t xml:space="preserve">改用 </w:t>
+            </w:r>
+            <w:r>
+              <w:rPr>
+                <w:rFonts w:ascii="Consolas" w:hAnsi="Consolas" w:eastAsia="Consolas" w:cs="Consolas"/>
+                <w:b w:val="0"/>
+                <w:sz w:val="20"/>
+              </w:rPr>
+              <w:t>CONFIG_ARCH_BOARD_CUSTOM_DIR</w:t>
+            </w:r>
+            <w:r>
+              <w:rPr>
+                <w:rFonts w:ascii="Arial" w:hAnsi="Arial" w:eastAsia="等线" w:cs="Arial"/>
+                <w:b w:val="0"/>
+                <w:sz w:val="22"/>
+              </w:rPr>
+              <w:t>，板目录与芯片支持同目录（</w:t>
+            </w:r>
+            <w:r>
+              <w:rPr>
+                <w:rFonts w:ascii="Consolas" w:hAnsi="Consolas" w:eastAsia="Consolas" w:cs="Consolas"/>
+                <w:b w:val="0"/>
+                <w:sz w:val="20"/>
+              </w:rPr>
+              <w:t>vendor/espressif/boards/esp32s3/</w:t>
+            </w:r>
+            <w:r>
+              <w:rPr>
+                <w:rFonts w:ascii="Arial" w:hAnsi="Arial" w:eastAsia="等线" w:cs="Arial"/>
+                <w:b w:val="0"/>
+                <w:sz w:val="22"/>
+              </w:rPr>
+              <w:t>）</w:t>
+            </w:r>
+          </w:p>
+        </w:tc>
+      </w:tr>
+      <w:tr>
+        <w:tc>
+          <w:tcPr>
+            <w:tcW w:type="dxa" w:w="3008"/>
+          </w:tcPr>
+          <w:p>
+            <w:pPr>
+              <w:spacing w:before="40" w:after="40"/>
+              <w:jc w:val="left"/>
+            </w:pPr>
+            <w:r/>
+            <w:r>
+              <w:rPr>
+                <w:rFonts w:ascii="Consolas" w:hAnsi="Consolas" w:eastAsia="Consolas" w:cs="Consolas"/>
+                <w:b w:val="0"/>
+                <w:sz w:val="20"/>
+              </w:rPr>
+              <w:t>File Make.defs could not be found</w:t>
+            </w:r>
+          </w:p>
+        </w:tc>
+        <w:tc>
+          <w:tcPr>
+            <w:tcW w:type="dxa" w:w="3008"/>
+          </w:tcPr>
+          <w:p>
+            <w:pPr>
+              <w:spacing w:before="40" w:after="40"/>
+              <w:jc w:val="left"/>
+            </w:pPr>
+            <w:r/>
+            <w:r>
+              <w:rPr>
+                <w:rFonts w:ascii="Consolas" w:hAnsi="Consolas" w:eastAsia="Consolas" w:cs="Consolas"/>
+                <w:b w:val="0"/>
+                <w:sz w:val="20"/>
+              </w:rPr>
+              <w:t>configure.sh</w:t>
+            </w:r>
+            <w:r>
+              <w:rPr>
+                <w:rFonts w:ascii="Arial" w:hAnsi="Arial" w:eastAsia="等线" w:cs="Arial"/>
+                <w:b w:val="0"/>
+                <w:sz w:val="22"/>
+              </w:rPr>
+              <w:t xml:space="preserve"> 报错并中止</w:t>
+            </w:r>
+          </w:p>
+        </w:tc>
+        <w:tc>
+          <w:tcPr>
+            <w:tcW w:type="dxa" w:w="3008"/>
+          </w:tcPr>
+          <w:p>
+            <w:pPr>
+              <w:spacing w:before="40" w:after="40"/>
+              <w:jc w:val="left"/>
+            </w:pPr>
+            <w:r/>
+            <w:r>
+              <w:rPr>
+                <w:rFonts w:ascii="Consolas" w:hAnsi="Consolas" w:eastAsia="Consolas" w:cs="Consolas"/>
+                <w:b w:val="0"/>
+                <w:sz w:val="20"/>
+              </w:rPr>
+              <w:t>configure.sh</w:t>
+            </w:r>
+            <w:r>
+              <w:rPr>
+                <w:rFonts w:ascii="Arial" w:hAnsi="Arial" w:eastAsia="等线" w:cs="Arial"/>
+                <w:b w:val="0"/>
+                <w:sz w:val="22"/>
+              </w:rPr>
+              <w:t xml:space="preserve"> 解析 </w:t>
+            </w:r>
+            <w:r>
+              <w:rPr>
+                <w:rFonts w:ascii="Consolas" w:hAnsi="Consolas" w:eastAsia="Consolas" w:cs="Consolas"/>
+                <w:b w:val="0"/>
+                <w:sz w:val="20"/>
+              </w:rPr>
+              <w:t>${configpath}/../../scripts/Make.defs</w:t>
+            </w:r>
+            <w:r>
+              <w:rPr>
+                <w:rFonts w:ascii="Arial" w:hAnsi="Arial" w:eastAsia="等线" w:cs="Arial"/>
+                <w:b w:val="0"/>
+                <w:sz w:val="22"/>
+              </w:rPr>
+              <w:t xml:space="preserve">，补板级 </w:t>
+            </w:r>
+            <w:r>
+              <w:rPr>
+                <w:rFonts w:ascii="Consolas" w:hAnsi="Consolas" w:eastAsia="Consolas" w:cs="Consolas"/>
+                <w:b w:val="0"/>
+                <w:sz w:val="20"/>
+              </w:rPr>
+              <w:t>scripts/Make.defs</w:t>
+            </w:r>
+          </w:p>
+        </w:tc>
+      </w:tr>
+      <w:tr>
+        <w:tc>
+          <w:tcPr>
+            <w:tcW w:type="dxa" w:w="3008"/>
+          </w:tcPr>
+          <w:p>
+            <w:pPr>
+              <w:spacing w:before="40" w:after="40"/>
+              <w:jc w:val="left"/>
+            </w:pPr>
+            <w:r/>
+            <w:r>
+              <w:rPr>
+                <w:rFonts w:ascii="Arial" w:hAnsi="Arial" w:eastAsia="等线" w:cs="Arial"/>
+                <w:b w:val="0"/>
+                <w:sz w:val="22"/>
+              </w:rPr>
+              <w:t>工具链未进 PATH</w:t>
+            </w:r>
+          </w:p>
+        </w:tc>
+        <w:tc>
+          <w:tcPr>
+            <w:tcW w:type="dxa" w:w="3008"/>
+          </w:tcPr>
+          <w:p>
+            <w:pPr>
+              <w:spacing w:before="40" w:after="40"/>
+              <w:jc w:val="left"/>
+            </w:pPr>
+            <w:r/>
+            <w:r>
+              <w:rPr>
+                <w:rFonts w:ascii="Consolas" w:hAnsi="Consolas" w:eastAsia="Consolas" w:cs="Consolas"/>
+                <w:b w:val="0"/>
+                <w:sz w:val="20"/>
+              </w:rPr>
+              <w:t>xtensa-esp32s3-elf-gcc: 未找到命令</w:t>
+            </w:r>
+            <w:r>
+              <w:rPr>
+                <w:rFonts w:ascii="Arial" w:hAnsi="Arial" w:eastAsia="等线" w:cs="Arial"/>
+                <w:b w:val="0"/>
+                <w:sz w:val="22"/>
+              </w:rPr>
+              <w:t xml:space="preserve">，make 空转不产出 </w:t>
+            </w:r>
+            <w:r>
+              <w:rPr>
+                <w:rFonts w:ascii="Consolas" w:hAnsi="Consolas" w:eastAsia="Consolas" w:cs="Consolas"/>
+                <w:b w:val="0"/>
+                <w:sz w:val="20"/>
+              </w:rPr>
+              <w:t>.o</w:t>
+            </w:r>
+          </w:p>
+        </w:tc>
+        <w:tc>
+          <w:tcPr>
+            <w:tcW w:type="dxa" w:w="3008"/>
+          </w:tcPr>
+          <w:p>
+            <w:pPr>
+              <w:spacing w:before="40" w:after="40"/>
+              <w:jc w:val="left"/>
+            </w:pPr>
+            <w:r/>
+            <w:r>
+              <w:rPr>
+                <w:rFonts w:ascii="Consolas" w:hAnsi="Consolas" w:eastAsia="Consolas" w:cs="Consolas"/>
+                <w:b w:val="0"/>
+                <w:sz w:val="20"/>
+              </w:rPr>
+              <w:t>build.sh</w:t>
+            </w:r>
+            <w:r>
+              <w:rPr>
+                <w:rFonts w:ascii="Arial" w:hAnsi="Arial" w:eastAsia="等线" w:cs="Arial"/>
+                <w:b w:val="0"/>
+                <w:sz w:val="22"/>
+              </w:rPr>
+              <w:t xml:space="preserve"> 不会 source </w:t>
+            </w:r>
+            <w:r>
+              <w:rPr>
+                <w:rFonts w:ascii="Consolas" w:hAnsi="Consolas" w:eastAsia="Consolas" w:cs="Consolas"/>
+                <w:b w:val="0"/>
+                <w:sz w:val="20"/>
+              </w:rPr>
+              <w:t>build/envsetup.sh</w:t>
+            </w:r>
+            <w:r>
+              <w:rPr>
+                <w:rFonts w:ascii="Arial" w:hAnsi="Arial" w:eastAsia="等线" w:cs="Arial"/>
+                <w:b w:val="0"/>
+                <w:sz w:val="22"/>
+              </w:rPr>
+              <w:t xml:space="preserve">，其通配也不匹配 </w:t>
+            </w:r>
+            <w:r>
+              <w:rPr>
+                <w:rFonts w:ascii="Consolas" w:hAnsi="Consolas" w:eastAsia="Consolas" w:cs="Consolas"/>
+                <w:b w:val="0"/>
+                <w:sz w:val="20"/>
+              </w:rPr>
+              <w:t>xtensa-esp32s3-elf</w:t>
+            </w:r>
+            <w:r>
+              <w:rPr>
+                <w:rFonts w:ascii="Arial" w:hAnsi="Arial" w:eastAsia="等线" w:cs="Arial"/>
+                <w:b w:val="0"/>
+                <w:sz w:val="22"/>
+              </w:rPr>
+              <w:t xml:space="preserve">；改为显式 </w:t>
+            </w:r>
+            <w:r>
+              <w:rPr>
+                <w:rFonts w:ascii="Consolas" w:hAnsi="Consolas" w:eastAsia="Consolas" w:cs="Consolas"/>
+                <w:b w:val="0"/>
+                <w:sz w:val="20"/>
+              </w:rPr>
+              <w:t>export PATH=$PWD/prebuilts/gcc/linux-x86_64/xtensa-esp32s3-elf/bin:$PATH</w:t>
+            </w:r>
+          </w:p>
+        </w:tc>
+      </w:tr>
+      <w:tr>
+        <w:tc>
+          <w:tcPr>
+            <w:tcW w:type="dxa" w:w="3008"/>
+          </w:tcPr>
+          <w:p>
+            <w:pPr>
+              <w:spacing w:before="40" w:after="40"/>
+              <w:jc w:val="left"/>
+            </w:pPr>
+            <w:r/>
+            <w:r>
+              <w:rPr>
+                <w:rFonts w:ascii="Consolas" w:hAnsi="Consolas" w:eastAsia="Consolas" w:cs="Consolas"/>
+                <w:b w:val="0"/>
+                <w:sz w:val="20"/>
+              </w:rPr>
+              <w:t>LOCK_INITIALIZER_UNLOCKED</w:t>
+            </w:r>
+            <w:r>
+              <w:rPr>
+                <w:rFonts w:ascii="Arial" w:hAnsi="Arial" w:eastAsia="等线" w:cs="Arial"/>
+                <w:b w:val="0"/>
+                <w:sz w:val="22"/>
+              </w:rPr>
+              <w:t xml:space="preserve"> 初始化报错</w:t>
+            </w:r>
+          </w:p>
+        </w:tc>
+        <w:tc>
+          <w:tcPr>
+            <w:tcW w:type="dxa" w:w="3008"/>
+          </w:tcPr>
+          <w:p>
+            <w:pPr>
+              <w:spacing w:before="40" w:after="40"/>
+              <w:jc w:val="left"/>
+            </w:pPr>
+            <w:r/>
+            <w:r>
+              <w:rPr>
+                <w:rFonts w:ascii="Consolas" w:hAnsi="Consolas" w:eastAsia="Consolas" w:cs="Consolas"/>
+                <w:b w:val="0"/>
+                <w:sz w:val="20"/>
+              </w:rPr>
+              <w:t>error: invalid initializer</w:t>
+            </w:r>
+          </w:p>
+        </w:tc>
+        <w:tc>
+          <w:tcPr>
+            <w:tcW w:type="dxa" w:w="3008"/>
+          </w:tcPr>
+          <w:p>
+            <w:pPr>
+              <w:spacing w:before="40" w:after="40"/>
+              <w:jc w:val="left"/>
+            </w:pPr>
+            <w:r/>
+            <w:r>
+              <w:rPr>
+                <w:rFonts w:ascii="Arial" w:hAnsi="Arial" w:eastAsia="等线" w:cs="Arial"/>
+                <w:b w:val="0"/>
+                <w:sz w:val="22"/>
+              </w:rPr>
+              <w:t xml:space="preserve">esp-hal 克隆自 </w:t>
+            </w:r>
+            <w:r>
+              <w:rPr>
+                <w:rFonts w:ascii="Consolas" w:hAnsi="Consolas" w:eastAsia="Consolas" w:cs="Consolas"/>
+                <w:b w:val="0"/>
+                <w:sz w:val="20"/>
+              </w:rPr>
+              <w:t>main</w:t>
+            </w:r>
+            <w:r>
+              <w:rPr>
+                <w:rFonts w:ascii="Arial" w:hAnsi="Arial" w:eastAsia="等线" w:cs="Arial"/>
+                <w:b w:val="0"/>
+                <w:sz w:val="22"/>
+              </w:rPr>
+              <w:t xml:space="preserve"> 分支；应用 </w:t>
+            </w:r>
+            <w:r>
+              <w:rPr>
+                <w:rFonts w:ascii="Consolas" w:hAnsi="Consolas" w:eastAsia="Consolas" w:cs="Consolas"/>
+                <w:b w:val="0"/>
+                <w:sz w:val="20"/>
+              </w:rPr>
+              <w:t>0001-esp-hal-3rdparty-fix-spinlock-init.patch</w:t>
+            </w:r>
+            <w:r>
+              <w:rPr>
+                <w:rFonts w:ascii="Arial" w:hAnsi="Arial" w:eastAsia="等线" w:cs="Arial"/>
+                <w:b w:val="0"/>
+                <w:sz w:val="22"/>
+              </w:rPr>
+              <w:t>（</w:t>
+            </w:r>
+            <w:r>
+              <w:rPr>
+                <w:rFonts w:ascii="Consolas" w:hAnsi="Consolas" w:eastAsia="Consolas" w:cs="Consolas"/>
+                <w:b w:val="0"/>
+                <w:sz w:val="20"/>
+              </w:rPr>
+              <w:t>0</w:t>
+            </w:r>
+            <w:r>
+              <w:rPr>
+                <w:rFonts w:ascii="Arial" w:hAnsi="Arial" w:eastAsia="等线" w:cs="Arial"/>
+                <w:b w:val="0"/>
+                <w:sz w:val="22"/>
+              </w:rPr>
+              <w:t xml:space="preserve"> → </w:t>
+            </w:r>
+            <w:r>
+              <w:rPr>
+                <w:rFonts w:ascii="Consolas" w:hAnsi="Consolas" w:eastAsia="Consolas" w:cs="Consolas"/>
+                <w:b w:val="0"/>
+                <w:sz w:val="20"/>
+              </w:rPr>
+              <w:t>SP_UNLOCKED</w:t>
+            </w:r>
+            <w:r>
+              <w:rPr>
+                <w:rFonts w:ascii="Arial" w:hAnsi="Arial" w:eastAsia="等线" w:cs="Arial"/>
+                <w:b w:val="0"/>
+                <w:sz w:val="22"/>
+              </w:rPr>
+              <w:t>）</w:t>
+            </w:r>
+          </w:p>
+        </w:tc>
+      </w:tr>
+      <w:tr>
+        <w:tc>
+          <w:tcPr>
+            <w:tcW w:type="dxa" w:w="3008"/>
+          </w:tcPr>
+          <w:p>
+            <w:pPr>
+              <w:spacing w:before="40" w:after="40"/>
+              <w:jc w:val="left"/>
+            </w:pPr>
+            <w:r/>
+            <w:r>
+              <w:rPr>
+                <w:rFonts w:ascii="Consolas" w:hAnsi="Consolas" w:eastAsia="Consolas" w:cs="Consolas"/>
+                <w:b w:val="0"/>
+                <w:sz w:val="20"/>
+              </w:rPr>
+              <w:t>undefined reference to esp32s3_spi2_status</w:t>
+            </w:r>
+          </w:p>
+        </w:tc>
+        <w:tc>
+          <w:tcPr>
+            <w:tcW w:type="dxa" w:w="3008"/>
+          </w:tcPr>
+          <w:p>
+            <w:pPr>
+              <w:spacing w:before="40" w:after="40"/>
+              <w:jc w:val="left"/>
+            </w:pPr>
+            <w:r/>
+            <w:r>
+              <w:rPr>
+                <w:rFonts w:ascii="Arial" w:hAnsi="Arial" w:eastAsia="等线" w:cs="Arial"/>
+                <w:b w:val="0"/>
+                <w:sz w:val="22"/>
+              </w:rPr>
+              <w:t>链接失败</w:t>
+            </w:r>
+          </w:p>
+        </w:tc>
+        <w:tc>
+          <w:tcPr>
+            <w:tcW w:type="dxa" w:w="3008"/>
+          </w:tcPr>
+          <w:p>
+            <w:pPr>
+              <w:spacing w:before="40" w:after="40"/>
+              <w:jc w:val="left"/>
+            </w:pPr>
+            <w:r/>
+            <w:r>
+              <w:rPr>
+                <w:rFonts w:ascii="Arial" w:hAnsi="Arial" w:eastAsia="等线" w:cs="Arial"/>
+                <w:b w:val="0"/>
+                <w:sz w:val="22"/>
+              </w:rPr>
+              <w:t xml:space="preserve">芯片层要求板级提供该符号，补 </w:t>
+            </w:r>
+            <w:r>
+              <w:rPr>
+                <w:rFonts w:ascii="Consolas" w:hAnsi="Consolas" w:eastAsia="Consolas" w:cs="Consolas"/>
+                <w:b w:val="0"/>
+                <w:sz w:val="20"/>
+              </w:rPr>
+              <w:t>src/somatosync_board_spi.c</w:t>
+            </w:r>
+          </w:p>
+        </w:tc>
+      </w:tr>
+      <w:tr>
+        <w:tc>
+          <w:tcPr>
+            <w:tcW w:type="dxa" w:w="3008"/>
+          </w:tcPr>
+          <w:p>
+            <w:pPr>
+              <w:spacing w:before="40" w:after="40"/>
+              <w:jc w:val="left"/>
+            </w:pPr>
+            <w:r/>
+            <w:r>
+              <w:rPr>
+                <w:rFonts w:ascii="Consolas" w:hAnsi="Consolas" w:eastAsia="Consolas" w:cs="Consolas"/>
+                <w:b w:val="0"/>
+                <w:sz w:val="20"/>
+              </w:rPr>
+              <w:t>undefined reference to task_tls_alloc</w:t>
+            </w:r>
+          </w:p>
+        </w:tc>
+        <w:tc>
+          <w:tcPr>
+            <w:tcW w:type="dxa" w:w="3008"/>
+          </w:tcPr>
+          <w:p>
+            <w:pPr>
+              <w:spacing w:before="40" w:after="40"/>
+              <w:jc w:val="left"/>
+            </w:pPr>
+            <w:r/>
+            <w:r>
+              <w:rPr>
+                <w:rFonts w:ascii="Arial" w:hAnsi="Arial" w:eastAsia="等线" w:cs="Arial"/>
+                <w:b w:val="0"/>
+                <w:sz w:val="22"/>
+              </w:rPr>
+              <w:t>链接失败</w:t>
+            </w:r>
+          </w:p>
+        </w:tc>
+        <w:tc>
+          <w:tcPr>
+            <w:tcW w:type="dxa" w:w="3008"/>
+          </w:tcPr>
+          <w:p>
+            <w:pPr>
+              <w:spacing w:before="40" w:after="40"/>
+              <w:jc w:val="left"/>
+            </w:pPr>
+            <w:r/>
+            <w:r>
+              <w:rPr>
+                <w:rFonts w:ascii="Arial" w:hAnsi="Arial" w:eastAsia="等线" w:cs="Arial"/>
+                <w:b w:val="0"/>
+                <w:sz w:val="22"/>
+              </w:rPr>
+              <w:t xml:space="preserve">Wi-Fi 适配层调用该接口，补 </w:t>
+            </w:r>
+            <w:r>
+              <w:rPr>
+                <w:rFonts w:ascii="Consolas" w:hAnsi="Consolas" w:eastAsia="Consolas" w:cs="Consolas"/>
+                <w:b w:val="0"/>
+                <w:sz w:val="20"/>
+              </w:rPr>
+              <w:t>CONFIG_TLS_TASK_NELEM=4</w:t>
+            </w:r>
+          </w:p>
+        </w:tc>
+      </w:tr>
+      <w:tr>
+        <w:tc>
+          <w:tcPr>
+            <w:tcW w:type="dxa" w:w="3008"/>
+          </w:tcPr>
+          <w:p>
+            <w:pPr>
+              <w:spacing w:before="40" w:after="40"/>
+              <w:jc w:val="left"/>
+            </w:pPr>
+            <w:r/>
+            <w:r>
+              <w:rPr>
+                <w:rFonts w:ascii="Arial" w:hAnsi="Arial" w:eastAsia="等线" w:cs="Arial"/>
+                <w:b w:val="0"/>
+                <w:sz w:val="22"/>
+              </w:rPr>
+              <w:t>节点板缺工作队列</w:t>
+            </w:r>
+          </w:p>
+        </w:tc>
+        <w:tc>
+          <w:tcPr>
+            <w:tcW w:type="dxa" w:w="3008"/>
+          </w:tcPr>
+          <w:p>
+            <w:pPr>
+              <w:spacing w:before="40" w:after="40"/>
+              <w:jc w:val="left"/>
+            </w:pPr>
+            <w:r/>
+            <w:r>
+              <w:rPr>
+                <w:rFonts w:ascii="Consolas" w:hAnsi="Consolas" w:eastAsia="Consolas" w:cs="Consolas"/>
+                <w:b w:val="0"/>
+                <w:sz w:val="20"/>
+              </w:rPr>
+              <w:t>#error Worker thread support is required (CONFIG_SCHED_WORKQUEUE)</w:t>
+            </w:r>
+          </w:p>
+        </w:tc>
+        <w:tc>
+          <w:tcPr>
+            <w:tcW w:type="dxa" w:w="3008"/>
+          </w:tcPr>
+          <w:p>
+            <w:pPr>
+              <w:spacing w:before="40" w:after="40"/>
+              <w:jc w:val="left"/>
+            </w:pPr>
+            <w:r/>
+            <w:r>
+              <w:rPr>
+                <w:rFonts w:ascii="Arial" w:hAnsi="Arial" w:eastAsia="等线" w:cs="Arial"/>
+                <w:b w:val="0"/>
+                <w:sz w:val="22"/>
+              </w:rPr>
+              <w:t xml:space="preserve">节点板 defconfig 补 </w:t>
+            </w:r>
+            <w:r>
+              <w:rPr>
+                <w:rFonts w:ascii="Consolas" w:hAnsi="Consolas" w:eastAsia="Consolas" w:cs="Consolas"/>
+                <w:b w:val="0"/>
+                <w:sz w:val="20"/>
+              </w:rPr>
+              <w:t>CONFIG_SCHED_WORKQUEUE=y</w:t>
+            </w:r>
+          </w:p>
+        </w:tc>
+      </w:tr>
+      <w:tr>
+        <w:tc>
+          <w:tcPr>
+            <w:tcW w:type="dxa" w:w="3008"/>
+          </w:tcPr>
+          <w:p>
+            <w:pPr>
+              <w:spacing w:before="40" w:after="40"/>
+              <w:jc w:val="left"/>
+            </w:pPr>
+            <w:r/>
+            <w:r>
+              <w:rPr>
+                <w:rFonts w:ascii="Arial" w:hAnsi="Arial" w:eastAsia="等线" w:cs="Arial"/>
+                <w:b w:val="0"/>
+                <w:sz w:val="22"/>
+              </w:rPr>
+              <w:t>esp-hal 全量克隆反复中断</w:t>
+            </w:r>
+          </w:p>
+        </w:tc>
+        <w:tc>
+          <w:tcPr>
+            <w:tcW w:type="dxa" w:w="3008"/>
+          </w:tcPr>
+          <w:p>
+            <w:pPr>
+              <w:spacing w:before="40" w:after="40"/>
+              <w:jc w:val="left"/>
+            </w:pPr>
+            <w:r/>
+            <w:r>
+              <w:rPr>
+                <w:rFonts w:ascii="Arial" w:hAnsi="Arial" w:eastAsia="等线" w:cs="Arial"/>
+                <w:b w:val="0"/>
+                <w:sz w:val="22"/>
+              </w:rPr>
+              <w:t>294 MB 克隆超时；</w:t>
+            </w:r>
+            <w:r>
+              <w:rPr>
+                <w:rFonts w:ascii="Consolas" w:hAnsi="Consolas" w:eastAsia="Consolas" w:cs="Consolas"/>
+                <w:b w:val="0"/>
+                <w:sz w:val="20"/>
+              </w:rPr>
+              <w:t>CHECK_COMMITSHA</w:t>
+            </w:r>
+            <w:r>
+              <w:rPr>
+                <w:rFonts w:ascii="Arial" w:hAnsi="Arial" w:eastAsia="等线" w:cs="Arial"/>
+                <w:b w:val="0"/>
+                <w:sz w:val="22"/>
+              </w:rPr>
+              <w:t xml:space="preserve"> 会 </w:t>
+            </w:r>
+            <w:r>
+              <w:rPr>
+                <w:rFonts w:ascii="Consolas" w:hAnsi="Consolas" w:eastAsia="Consolas" w:cs="Consolas"/>
+                <w:b w:val="0"/>
+                <w:sz w:val="20"/>
+              </w:rPr>
+              <w:t>rm -rf</w:t>
+            </w:r>
+            <w:r>
+              <w:rPr>
+                <w:rFonts w:ascii="Arial" w:hAnsi="Arial" w:eastAsia="等线" w:cs="Arial"/>
+                <w:b w:val="0"/>
+                <w:sz w:val="22"/>
+              </w:rPr>
+              <w:t xml:space="preserve"> 无分支引用的缓存</w:t>
+            </w:r>
+          </w:p>
+        </w:tc>
+        <w:tc>
+          <w:tcPr>
+            <w:tcW w:type="dxa" w:w="3008"/>
+          </w:tcPr>
+          <w:p>
+            <w:pPr>
+              <w:spacing w:before="40" w:after="40"/>
+              <w:jc w:val="left"/>
+            </w:pPr>
+            <w:r/>
+            <w:r>
+              <w:rPr>
+                <w:rFonts w:ascii="Consolas" w:hAnsi="Consolas" w:eastAsia="Consolas" w:cs="Consolas"/>
+                <w:b w:val="0"/>
+                <w:sz w:val="20"/>
+              </w:rPr>
+              <w:t>git init</w:t>
+            </w:r>
+            <w:r>
+              <w:rPr>
+                <w:rFonts w:ascii="Arial" w:hAnsi="Arial" w:eastAsia="等线" w:cs="Arial"/>
+                <w:b w:val="0"/>
+                <w:sz w:val="22"/>
+              </w:rPr>
+              <w:t xml:space="preserve"> ＋ </w:t>
+            </w:r>
+            <w:r>
+              <w:rPr>
+                <w:rFonts w:ascii="Consolas" w:hAnsi="Consolas" w:eastAsia="Consolas" w:cs="Consolas"/>
+                <w:b w:val="0"/>
+                <w:sz w:val="20"/>
+              </w:rPr>
+              <w:t>git fetch --depth=1 origin &lt;sha&gt;</w:t>
+            </w:r>
+            <w:r>
+              <w:rPr>
+                <w:rFonts w:ascii="Arial" w:hAnsi="Arial" w:eastAsia="等线" w:cs="Arial"/>
+                <w:b w:val="0"/>
+                <w:sz w:val="22"/>
+              </w:rPr>
+              <w:t xml:space="preserve"> ＋ 建分支 </w:t>
+            </w:r>
+            <w:r>
+              <w:rPr>
+                <w:rFonts w:ascii="Consolas" w:hAnsi="Consolas" w:eastAsia="Consolas" w:cs="Consolas"/>
+                <w:b w:val="0"/>
+                <w:sz w:val="20"/>
+              </w:rPr>
+              <w:t>keep</w:t>
+            </w:r>
+            <w:r>
+              <w:rPr>
+                <w:rFonts w:ascii="Arial" w:hAnsi="Arial" w:eastAsia="等线" w:cs="Arial"/>
+                <w:b w:val="0"/>
+                <w:sz w:val="22"/>
+              </w:rPr>
+              <w:t xml:space="preserve">；并预置 </w:t>
+            </w:r>
+            <w:r>
+              <w:rPr>
+                <w:rFonts w:ascii="Consolas" w:hAnsi="Consolas" w:eastAsia="Consolas" w:cs="Consolas"/>
+                <w:b w:val="0"/>
+                <w:sz w:val="20"/>
+              </w:rPr>
+              <w:t>chip/esp-hal-3rdparty</w:t>
+            </w:r>
+            <w:r>
+              <w:rPr>
+                <w:rFonts w:ascii="Arial" w:hAnsi="Arial" w:eastAsia="等线" w:cs="Arial"/>
+                <w:b w:val="0"/>
+                <w:sz w:val="22"/>
+              </w:rPr>
+              <w:t xml:space="preserve"> 使 make 跳过克隆配方</w:t>
+            </w:r>
+          </w:p>
+        </w:tc>
+      </w:tr>
+      <w:tr>
+        <w:tc>
+          <w:tcPr>
+            <w:tcW w:type="dxa" w:w="3008"/>
+          </w:tcPr>
+          <w:p>
+            <w:pPr>
+              <w:spacing w:before="40" w:after="40"/>
+              <w:jc w:val="left"/>
+            </w:pPr>
+            <w:r/>
+            <w:r>
+              <w:rPr>
+                <w:rFonts w:ascii="Arial" w:hAnsi="Arial" w:eastAsia="等线" w:cs="Arial"/>
+                <w:b w:val="0"/>
+                <w:sz w:val="22"/>
+              </w:rPr>
+              <w:t>esptool 版本过低</w:t>
+            </w:r>
+          </w:p>
+        </w:tc>
+        <w:tc>
+          <w:tcPr>
+            <w:tcW w:type="dxa" w:w="3008"/>
+          </w:tcPr>
+          <w:p>
+            <w:pPr>
+              <w:spacing w:before="40" w:after="40"/>
+              <w:jc w:val="left"/>
+            </w:pPr>
+            <w:r/>
+            <w:r>
+              <w:rPr>
+                <w:rFonts w:ascii="Consolas" w:hAnsi="Consolas" w:eastAsia="Consolas" w:cs="Consolas"/>
+                <w:b w:val="0"/>
+                <w:sz w:val="20"/>
+              </w:rPr>
+              <w:t>Unsupported esptool version: 4.7.0 expects &gt;= 4.8.0</w:t>
+            </w:r>
+          </w:p>
+        </w:tc>
+        <w:tc>
+          <w:tcPr>
+            <w:tcW w:type="dxa" w:w="3008"/>
+          </w:tcPr>
+          <w:p>
+            <w:pPr>
+              <w:spacing w:before="40" w:after="40"/>
+              <w:jc w:val="left"/>
+            </w:pPr>
+            <w:r/>
+            <w:r>
+              <w:rPr>
+                <w:rFonts w:ascii="Arial" w:hAnsi="Arial" w:eastAsia="等线" w:cs="Arial"/>
+                <w:b w:val="0"/>
+                <w:sz w:val="22"/>
+              </w:rPr>
+              <w:t xml:space="preserve">升级 pip 后安装 </w:t>
+            </w:r>
+            <w:r>
+              <w:rPr>
+                <w:rFonts w:ascii="Consolas" w:hAnsi="Consolas" w:eastAsia="Consolas" w:cs="Consolas"/>
+                <w:b w:val="0"/>
+                <w:sz w:val="20"/>
+              </w:rPr>
+              <w:t>esptool</w:t>
+            </w:r>
+            <w:r>
+              <w:rPr>
+                <w:rFonts w:ascii="Arial" w:hAnsi="Arial" w:eastAsia="等线" w:cs="Arial"/>
+                <w:b w:val="0"/>
+                <w:sz w:val="22"/>
+              </w:rPr>
+              <w:t>（5.4.0）</w:t>
+            </w:r>
+          </w:p>
+        </w:tc>
+      </w:tr>
+    </w:tbl>
+    <w:p>
+      <w:pPr>
+        <w:spacing w:before="0" w:after="120" w:line="288" w:lineRule="auto"/>
+        <w:jc w:val="left"/>
+      </w:pPr>
+    </w:p>
+    <w:p>
+      <w:pPr>
+        <w:spacing w:before="0" w:after="120" w:line="288" w:lineRule="auto"/>
+        <w:jc w:val="left"/>
+      </w:pPr>
+      <w:r>
+        <w:rPr>
+          <w:rFonts w:ascii="Arial" w:hAnsi="Arial" w:eastAsia="等线" w:cs="Arial"/>
           <w:b/>
           <w:sz w:val="22"/>
         </w:rPr>
@@ -5784,7 +6906,7 @@
           <w:b w:val="0"/>
           <w:sz w:val="21"/>
         </w:rPr>
-        <w:t>赛道，未使用运行时 Skill（</w:t>
+        <w:t>方向，未使用运行时 Skill（</w:t>
       </w:r>
       <w:r>
         <w:rPr>
@@ -5800,7 +6922,7 @@
           <w:b w:val="0"/>
           <w:sz w:val="21"/>
         </w:rPr>
-        <w:t>）；</w:t>
+        <w:t>）。</w:t>
       </w:r>
     </w:p>
     <w:p>
@@ -5815,7 +6937,108 @@
           <w:b w:val="0"/>
           <w:sz w:val="21"/>
         </w:rPr>
-        <w:t>该项为 AI 硬件产品创新赛道的加分说明项，本作品按实际实现如实填写。</w:t>
+        <w:t xml:space="preserve">该运行时 Skill 是「AI 硬件产品创新」方向（基于 openvela + </w:t>
+      </w:r>
+      <w:r>
+        <w:rPr>
+          <w:rFonts w:ascii="Consolas" w:hAnsi="Consolas" w:eastAsia="Consolas" w:cs="Consolas"/>
+          <w:b w:val="0"/>
+          <w:sz w:val="19"/>
+        </w:rPr>
+        <w:t>ai_agent</w:t>
+      </w:r>
+      <w:r>
+        <w:rPr>
+          <w:rFonts w:ascii="Arial" w:hAnsi="Arial" w:eastAsia="等线" w:cs="Arial"/>
+          <w:b w:val="0"/>
+          <w:sz w:val="21"/>
+        </w:rPr>
+        <w:t>）的要求，</w:t>
+      </w:r>
+    </w:p>
+    <w:p>
+      <w:pPr>
+        <w:spacing w:before="0" w:after="120" w:line="288" w:lineRule="auto"/>
+        <w:ind w:left="360"/>
+        <w:jc w:val="left"/>
+      </w:pPr>
+      <w:r>
+        <w:rPr>
+          <w:rFonts w:ascii="Arial" w:hAnsi="Arial" w:eastAsia="等线" w:cs="Arial"/>
+          <w:b w:val="0"/>
+          <w:sz w:val="21"/>
+        </w:rPr>
+        <w:t>本作品</w:t>
+      </w:r>
+      <w:r>
+        <w:rPr>
+          <w:rFonts w:ascii="Arial" w:hAnsi="Arial" w:eastAsia="等线" w:cs="Arial"/>
+          <w:b/>
+          <w:sz w:val="21"/>
+        </w:rPr>
+        <w:t>未在该方向立项</w:t>
+      </w:r>
+      <w:r>
+        <w:rPr>
+          <w:rFonts w:ascii="Arial" w:hAnsi="Arial" w:eastAsia="等线" w:cs="Arial"/>
+          <w:b w:val="0"/>
+          <w:sz w:val="21"/>
+        </w:rPr>
+        <w:t>，故按实际实现如实填写。此处沉淀的</w:t>
+      </w:r>
+    </w:p>
+    <w:p>
+      <w:pPr>
+        <w:spacing w:before="0" w:after="120" w:line="288" w:lineRule="auto"/>
+        <w:ind w:left="360"/>
+        <w:jc w:val="left"/>
+      </w:pPr>
+      <w:r>
+        <w:rPr>
+          <w:rFonts w:ascii="Consolas" w:hAnsi="Consolas" w:eastAsia="Consolas" w:cs="Consolas"/>
+          <w:b w:val="0"/>
+          <w:sz w:val="19"/>
+        </w:rPr>
+        <w:t>openvela-board-porting</w:t>
+      </w:r>
+      <w:r>
+        <w:rPr>
+          <w:rFonts w:ascii="Arial" w:hAnsi="Arial" w:eastAsia="等线" w:cs="Arial"/>
+          <w:b w:val="0"/>
+          <w:sz w:val="21"/>
+        </w:rPr>
+        <w:t xml:space="preserve"> 是</w:t>
+      </w:r>
+      <w:r>
+        <w:rPr>
+          <w:rFonts w:ascii="Arial" w:hAnsi="Arial" w:eastAsia="等线" w:cs="Arial"/>
+          <w:b/>
+          <w:sz w:val="21"/>
+        </w:rPr>
+        <w:t>开发期</w:t>
+      </w:r>
+      <w:r>
+        <w:rPr>
+          <w:rFonts w:ascii="Arial" w:hAnsi="Arial" w:eastAsia="等线" w:cs="Arial"/>
+          <w:b w:val="0"/>
+          <w:sz w:val="21"/>
+        </w:rPr>
+        <w:t>（Claude Code / AI 助手）使用的 Skill，</w:t>
+      </w:r>
+    </w:p>
+    <w:p>
+      <w:pPr>
+        <w:spacing w:before="0" w:after="120" w:line="288" w:lineRule="auto"/>
+        <w:ind w:left="360"/>
+        <w:jc w:val="left"/>
+      </w:pPr>
+      <w:r>
+        <w:rPr>
+          <w:rFonts w:ascii="Arial" w:hAnsi="Arial" w:eastAsia="等线" w:cs="Arial"/>
+          <w:b w:val="0"/>
+          <w:sz w:val="21"/>
+        </w:rPr>
+        <w:t>不运行于设备侧。</w:t>
       </w:r>
     </w:p>
     <w:p>

--- a/docs/技术报告.docx
+++ b/docs/技术报告.docx
@@ -1254,7 +1254,7 @@
           <w:b w:val="0"/>
           <w:sz w:val="22"/>
         </w:rPr>
-        <w:t xml:space="preserve"> 标准 framebuffer，满足大赛「至少落地图形 / AI / 多媒体之一」的要求。两个板型镜像均编译通过（网关板 854,968 B、节点板 688,004 B），板级符号经核对确认已进入镜像；节点板实测 text 647,730 B、data 11,740 B、bss 266,760 B。开发全程使用 AI Coding（含小米 MiMo），累计消耗输入 117,891,569 tok、输出 4,610,068 tok。</w:t>
+        <w:t xml:space="preserve"> 标准 framebuffer，满足大赛「至少落地图形 / AI / 多媒体之一」的要求。两个板型镜像均编译通过（网关板 855,016 B、节点板 688,004 B），板级符号经核对确认已进入镜像；节点板实测 text 647,730 B、data 11,740 B、bss 266,760 B。开发全程使用 AI Coding（含小米 MiMo），累计消耗输入 117,891,569 tok、输出 4,610,068 tok。</w:t>
       </w:r>
     </w:p>
     <w:p>
@@ -7637,7 +7637,31 @@
                 <w:b w:val="0"/>
                 <w:sz w:val="22"/>
               </w:rPr>
-              <w:t xml:space="preserve"> 854,968 B</w:t>
+              <w:t xml:space="preserve"> </w:t>
+            </w:r>
+            <w:r>
+              <w:rPr>
+                <w:rFonts w:ascii="Arial" w:hAnsi="Arial" w:eastAsia="等线" w:cs="Arial"/>
+                <w:b/>
+                <w:sz w:val="22"/>
+              </w:rPr>
+              <w:t>855,016 B</w:t>
+            </w:r>
+            <w:r>
+              <w:rPr>
+                <w:rFonts w:ascii="Arial" w:hAnsi="Arial" w:eastAsia="等线" w:cs="Arial"/>
+                <w:b w:val="0"/>
+                <w:sz w:val="22"/>
+              </w:rPr>
+              <w:t>（text 811,514 / data 12,844 / bss 332,068）。</w:t>
+            </w:r>
+            <w:r>
+              <w:rPr>
+                <w:rFonts w:ascii="Arial" w:hAnsi="Arial" w:eastAsia="等线" w:cs="Arial"/>
+                <w:b/>
+                <w:sz w:val="22"/>
+              </w:rPr>
+              <w:t>修正 I2C 引脚并开启 SPI3 后重新完整构建，error 数 = 0</w:t>
             </w:r>
           </w:p>
         </w:tc>
@@ -9227,21 +9251,21 @@
           <w:b/>
           <w:sz w:val="22"/>
         </w:rPr>
-        <w:t>真机验证（已在真实硬件上执行）</w:t>
-      </w:r>
-    </w:p>
-    <w:p>
-      <w:pPr>
-        <w:spacing w:before="0" w:after="120" w:line="288" w:lineRule="auto"/>
-        <w:jc w:val="left"/>
-      </w:pPr>
-      <w:r>
-        <w:rPr>
-          <w:rFonts w:ascii="Arial" w:hAnsi="Arial" w:eastAsia="等线" w:cs="Arial"/>
-          <w:b w:val="0"/>
-          <w:sz w:val="22"/>
-        </w:rPr>
-        <w:t xml:space="preserve">2026-09-19 在 </w:t>
+        <w:t>真机验证（已在真实硬件上执行，共两轮）</w:t>
+      </w:r>
+    </w:p>
+    <w:p>
+      <w:pPr>
+        <w:spacing w:before="0" w:after="120" w:line="288" w:lineRule="auto"/>
+        <w:jc w:val="left"/>
+      </w:pPr>
+      <w:r>
+        <w:rPr>
+          <w:rFonts w:ascii="Arial" w:hAnsi="Arial" w:eastAsia="等线" w:cs="Arial"/>
+          <w:b w:val="0"/>
+          <w:sz w:val="22"/>
+        </w:rPr>
+        <w:t xml:space="preserve">2026-09-19 / 09-20 在 </w:t>
       </w:r>
       <w:r>
         <w:rPr>
@@ -9257,7 +9281,7 @@
           <w:b w:val="0"/>
           <w:sz w:val="22"/>
         </w:rPr>
-        <w:t>（ESP32-S3-WROOM-1，8 MB Octal PSRAM，16 MB flash）上完成首次真实硬件烧录与启动验证。</w:t>
+        <w:t>（ESP32-S3-WROOM-1，8 MB Octal PSRAM，16 MB flash）上完成真实硬件烧录与启动验证。第一轮暴露缺陷，修复后第二轮复测通过。</w:t>
       </w:r>
     </w:p>
     <w:p>
@@ -9438,54 +9462,15 @@
           <w:b/>
           <w:sz w:val="22"/>
         </w:rPr>
-        <w:t>烧录结果</w:t>
-      </w:r>
-      <w:r>
-        <w:rPr>
-          <w:rFonts w:ascii="Arial" w:hAnsi="Arial" w:eastAsia="等线" w:cs="Arial"/>
-          <w:b w:val="0"/>
-          <w:sz w:val="22"/>
-        </w:rPr>
-        <w:t>：</w:t>
-      </w:r>
-      <w:r>
-        <w:rPr>
-          <w:rFonts w:ascii="Consolas" w:hAnsi="Consolas" w:eastAsia="Consolas" w:cs="Consolas"/>
-          <w:b w:val="0"/>
-          <w:sz w:val="20"/>
-        </w:rPr>
-        <w:t>Wrote 854968 bytes ... Hash of data verified.</w:t>
-      </w:r>
-    </w:p>
-    <w:p>
-      <w:pPr>
-        <w:spacing w:before="0" w:after="120" w:line="288" w:lineRule="auto"/>
-        <w:ind w:left="360"/>
-        <w:jc w:val="left"/>
-      </w:pPr>
-      <w:r>
-        <w:rPr>
-          <w:rFonts w:ascii="Arial" w:hAnsi="Arial" w:eastAsia="等线" w:cs="Arial"/>
-          <w:b w:val="0"/>
-          <w:sz w:val="22"/>
-        </w:rPr>
-        <w:t xml:space="preserve">• </w:t>
-      </w:r>
-      <w:r>
-        <w:rPr>
-          <w:rFonts w:ascii="Arial" w:hAnsi="Arial" w:eastAsia="等线" w:cs="Arial"/>
-          <w:b/>
-          <w:sz w:val="22"/>
-        </w:rPr>
-        <w:t>启动结果：openvela 内核成功启动。</w:t>
-      </w:r>
-      <w:r>
-        <w:rPr>
-          <w:rFonts w:ascii="Arial" w:hAnsi="Arial" w:eastAsia="等线" w:cs="Arial"/>
-          <w:b w:val="0"/>
-          <w:sz w:val="22"/>
-        </w:rPr>
-        <w:t xml:space="preserve"> 串口实测任务表（系统 </w:t>
+        <w:t>启动结果：openvela 内核成功启动</w:t>
+      </w:r>
+      <w:r>
+        <w:rPr>
+          <w:rFonts w:ascii="Arial" w:hAnsi="Arial" w:eastAsia="等线" w:cs="Arial"/>
+          <w:b w:val="0"/>
+          <w:sz w:val="22"/>
+        </w:rPr>
+        <w:t xml:space="preserve">（两轮一致）。串口实测任务表（系统 </w:t>
       </w:r>
       <w:r>
         <w:rPr>
@@ -10198,14 +10183,30 @@
           <w:b/>
           <w:sz w:val="22"/>
         </w:rPr>
-        <w:t>真机测试中发现的真实缺陷（已修复）</w:t>
-      </w:r>
-    </w:p>
-    <w:p>
-      <w:pPr>
-        <w:spacing w:before="0" w:after="120" w:line="288" w:lineRule="auto"/>
-        <w:jc w:val="left"/>
-      </w:pPr>
+        <w:t>真机测试中发现的真实缺陷（已修复，并在真机复测通过）</w:t>
+      </w:r>
+    </w:p>
+    <w:p>
+      <w:pPr>
+        <w:spacing w:before="0" w:after="120" w:line="288" w:lineRule="auto"/>
+        <w:jc w:val="left"/>
+      </w:pPr>
+      <w:r>
+        <w:rPr>
+          <w:rFonts w:ascii="Arial" w:hAnsi="Arial" w:eastAsia="等线" w:cs="Arial"/>
+          <w:b/>
+          <w:sz w:val="22"/>
+        </w:rPr>
+        <w:t>第一轮</w:t>
+      </w:r>
+      <w:r>
+        <w:rPr>
+          <w:rFonts w:ascii="Arial" w:hAnsi="Arial" w:eastAsia="等线" w:cs="Arial"/>
+          <w:b w:val="0"/>
+          <w:sz w:val="22"/>
+        </w:rPr>
+        <w:t>（镜像 854,968 B）：</w:t>
+      </w:r>
       <w:r>
         <w:rPr>
           <w:rFonts w:ascii="Consolas" w:hAnsi="Consolas" w:eastAsia="Consolas" w:cs="Consolas"/>
@@ -10220,7 +10221,7 @@
           <w:b w:val="0"/>
           <w:sz w:val="22"/>
         </w:rPr>
-        <w:t xml:space="preserve"> 在真机上返回 </w:t>
+        <w:t xml:space="preserve"> 返回 </w:t>
       </w:r>
       <w:r>
         <w:rPr>
@@ -10236,7 +10237,7 @@
           <w:b w:val="0"/>
           <w:sz w:val="22"/>
         </w:rPr>
-        <w:t>（I2C 无应答）。对照量产 ESP-IDF 固件（</w:t>
+        <w:t xml:space="preserve">（I2C 无应答），串口输出 </w:t>
       </w:r>
       <w:r>
         <w:rPr>
@@ -10244,6 +10245,22 @@
           <w:b w:val="0"/>
           <w:sz w:val="20"/>
         </w:rPr>
+        <w:t>ERROR: Failed to initialize the OLED: -5</w:t>
+      </w:r>
+      <w:r>
+        <w:rPr>
+          <w:rFonts w:ascii="Arial" w:hAnsi="Arial" w:eastAsia="等线" w:cs="Arial"/>
+          <w:b w:val="0"/>
+          <w:sz w:val="22"/>
+        </w:rPr>
+        <w:t>。对照量产 ESP-IDF 固件（</w:t>
+      </w:r>
+      <w:r>
+        <w:rPr>
+          <w:rFonts w:ascii="Consolas" w:hAnsi="Consolas" w:eastAsia="Consolas" w:cs="Consolas"/>
+          <w:b w:val="0"/>
+          <w:sz w:val="20"/>
+        </w:rPr>
         <w:t>apps/gateway_app/components/oled_ui/oled_ui.c</w:t>
       </w:r>
       <w:r>
@@ -10284,7 +10301,23 @@
           <w:b w:val="0"/>
           <w:sz w:val="22"/>
         </w:rPr>
-        <w:t xml:space="preserve">）后发现，本适配的网关板 I2C 引脚顺序写反了（误写为 </w:t>
+        <w:t xml:space="preserve">）后确认：本适配的网关板 </w:t>
+      </w:r>
+      <w:r>
+        <w:rPr>
+          <w:rFonts w:ascii="Arial" w:hAnsi="Arial" w:eastAsia="等线" w:cs="Arial"/>
+          <w:b/>
+          <w:sz w:val="22"/>
+        </w:rPr>
+        <w:t>I2C 引脚顺序写反了</w:t>
+      </w:r>
+      <w:r>
+        <w:rPr>
+          <w:rFonts w:ascii="Arial" w:hAnsi="Arial" w:eastAsia="等线" w:cs="Arial"/>
+          <w:b w:val="0"/>
+          <w:sz w:val="22"/>
+        </w:rPr>
+        <w:t xml:space="preserve">（误写为 </w:t>
       </w:r>
       <w:r>
         <w:rPr>
@@ -10338,6 +10371,325 @@
     <w:p>
       <w:pPr>
         <w:spacing w:before="0" w:after="120" w:line="288" w:lineRule="auto"/>
+        <w:jc w:val="left"/>
+      </w:pPr>
+      <w:r>
+        <w:rPr>
+          <w:rFonts w:ascii="Arial" w:hAnsi="Arial" w:eastAsia="等线" w:cs="Arial"/>
+          <w:b/>
+          <w:sz w:val="22"/>
+        </w:rPr>
+        <w:t>第二轮</w:t>
+      </w:r>
+      <w:r>
+        <w:rPr>
+          <w:rFonts w:ascii="Arial" w:hAnsi="Arial" w:eastAsia="等线" w:cs="Arial"/>
+          <w:b w:val="0"/>
+          <w:sz w:val="22"/>
+        </w:rPr>
+        <w:t>（修正后重新构建，镜像 855,016 B）重新烧录复测：</w:t>
+      </w:r>
+    </w:p>
+    <w:tbl>
+      <w:tblPr>
+        <w:tblW w:type="auto" w:w="0"/>
+        <w:tblLook w:firstColumn="1" w:firstRow="1" w:lastColumn="0" w:lastRow="0" w:noHBand="0" w:noVBand="1" w:val="04A0"/>
+        <w:tblBorders>
+          <w:top w:val="single" w:sz="4" w:space="0" w:color="dee0e3"/>
+          <w:left w:val="single" w:sz="4" w:space="0" w:color="dee0e3"/>
+          <w:bottom w:val="single" w:sz="4" w:space="0" w:color="dee0e3"/>
+          <w:right w:val="single" w:sz="4" w:space="0" w:color="dee0e3"/>
+          <w:insideH w:val="single" w:sz="4" w:space="0" w:color="dee0e3"/>
+          <w:insideV w:val="single" w:sz="4" w:space="0" w:color="dee0e3"/>
+        </w:tblBorders>
+      </w:tblPr>
+      <w:tblGrid>
+        <w:gridCol w:w="3008"/>
+        <w:gridCol w:w="3008"/>
+        <w:gridCol w:w="3008"/>
+      </w:tblGrid>
+      <w:tr>
+        <w:tc>
+          <w:tcPr>
+            <w:tcW w:type="dxa" w:w="3008"/>
+          </w:tcPr>
+          <w:p>
+            <w:pPr>
+              <w:spacing w:before="40" w:after="40"/>
+              <w:jc w:val="left"/>
+            </w:pPr>
+            <w:r/>
+            <w:r>
+              <w:rPr>
+                <w:rFonts w:ascii="Arial" w:hAnsi="Arial" w:eastAsia="等线" w:cs="Arial"/>
+                <w:b/>
+                <w:sz w:val="22"/>
+              </w:rPr>
+              <w:t>串口关键项</w:t>
+            </w:r>
+          </w:p>
+        </w:tc>
+        <w:tc>
+          <w:tcPr>
+            <w:tcW w:type="dxa" w:w="3008"/>
+          </w:tcPr>
+          <w:p>
+            <w:pPr>
+              <w:spacing w:before="40" w:after="40"/>
+              <w:jc w:val="left"/>
+            </w:pPr>
+            <w:r/>
+            <w:r>
+              <w:rPr>
+                <w:rFonts w:ascii="Arial" w:hAnsi="Arial" w:eastAsia="等线" w:cs="Arial"/>
+                <w:b/>
+                <w:sz w:val="22"/>
+              </w:rPr>
+              <w:t>修复前</w:t>
+            </w:r>
+          </w:p>
+        </w:tc>
+        <w:tc>
+          <w:tcPr>
+            <w:tcW w:type="dxa" w:w="3008"/>
+          </w:tcPr>
+          <w:p>
+            <w:pPr>
+              <w:spacing w:before="40" w:after="40"/>
+              <w:jc w:val="left"/>
+            </w:pPr>
+            <w:r/>
+            <w:r>
+              <w:rPr>
+                <w:rFonts w:ascii="Arial" w:hAnsi="Arial" w:eastAsia="等线" w:cs="Arial"/>
+                <w:b/>
+                <w:sz w:val="22"/>
+              </w:rPr>
+              <w:t>修复后</w:t>
+            </w:r>
+          </w:p>
+        </w:tc>
+      </w:tr>
+      <w:tr>
+        <w:tc>
+          <w:tcPr>
+            <w:tcW w:type="dxa" w:w="3008"/>
+          </w:tcPr>
+          <w:p>
+            <w:pPr>
+              <w:spacing w:before="40" w:after="40"/>
+              <w:jc w:val="left"/>
+            </w:pPr>
+            <w:r/>
+            <w:r>
+              <w:rPr>
+                <w:rFonts w:ascii="Consolas" w:hAnsi="Consolas" w:eastAsia="Consolas" w:cs="Consolas"/>
+                <w:b w:val="0"/>
+                <w:sz w:val="20"/>
+              </w:rPr>
+              <w:t>Failed to initialize the OLED</w:t>
+            </w:r>
+          </w:p>
+        </w:tc>
+        <w:tc>
+          <w:tcPr>
+            <w:tcW w:type="dxa" w:w="3008"/>
+          </w:tcPr>
+          <w:p>
+            <w:pPr>
+              <w:spacing w:before="40" w:after="40"/>
+              <w:jc w:val="left"/>
+            </w:pPr>
+            <w:r/>
+            <w:r>
+              <w:rPr>
+                <w:rFonts w:ascii="Arial" w:hAnsi="Arial" w:eastAsia="等线" w:cs="Arial"/>
+                <w:b w:val="0"/>
+                <w:sz w:val="22"/>
+              </w:rPr>
+              <w:t xml:space="preserve">出现（返回 </w:t>
+            </w:r>
+            <w:r>
+              <w:rPr>
+                <w:rFonts w:ascii="Consolas" w:hAnsi="Consolas" w:eastAsia="Consolas" w:cs="Consolas"/>
+                <w:b w:val="0"/>
+                <w:sz w:val="20"/>
+              </w:rPr>
+              <w:t>-EIO</w:t>
+            </w:r>
+            <w:r>
+              <w:rPr>
+                <w:rFonts w:ascii="Arial" w:hAnsi="Arial" w:eastAsia="等线" w:cs="Arial"/>
+                <w:b w:val="0"/>
+                <w:sz w:val="22"/>
+              </w:rPr>
+              <w:t>）</w:t>
+            </w:r>
+          </w:p>
+        </w:tc>
+        <w:tc>
+          <w:tcPr>
+            <w:tcW w:type="dxa" w:w="3008"/>
+          </w:tcPr>
+          <w:p>
+            <w:pPr>
+              <w:spacing w:before="40" w:after="40"/>
+              <w:jc w:val="left"/>
+            </w:pPr>
+            <w:r/>
+            <w:r>
+              <w:rPr>
+                <w:rFonts w:ascii="Arial" w:hAnsi="Arial" w:eastAsia="等线" w:cs="Arial"/>
+                <w:b/>
+                <w:sz w:val="22"/>
+              </w:rPr>
+              <w:t>不再出现</w:t>
+            </w:r>
+          </w:p>
+        </w:tc>
+      </w:tr>
+      <w:tr>
+        <w:tc>
+          <w:tcPr>
+            <w:tcW w:type="dxa" w:w="3008"/>
+          </w:tcPr>
+          <w:p>
+            <w:pPr>
+              <w:spacing w:before="40" w:after="40"/>
+              <w:jc w:val="left"/>
+            </w:pPr>
+            <w:r/>
+            <w:r>
+              <w:rPr>
+                <w:rFonts w:ascii="Consolas" w:hAnsi="Consolas" w:eastAsia="Consolas" w:cs="Consolas"/>
+                <w:b w:val="0"/>
+                <w:sz w:val="20"/>
+              </w:rPr>
+              <w:t>nsh_main</w:t>
+            </w:r>
+            <w:r>
+              <w:rPr>
+                <w:rFonts w:ascii="Arial" w:hAnsi="Arial" w:eastAsia="等线" w:cs="Arial"/>
+                <w:b w:val="0"/>
+                <w:sz w:val="22"/>
+              </w:rPr>
+              <w:t xml:space="preserve"> 任务</w:t>
+            </w:r>
+          </w:p>
+        </w:tc>
+        <w:tc>
+          <w:tcPr>
+            <w:tcW w:type="dxa" w:w="3008"/>
+          </w:tcPr>
+          <w:p>
+            <w:pPr>
+              <w:spacing w:before="40" w:after="40"/>
+              <w:jc w:val="left"/>
+            </w:pPr>
+            <w:r/>
+            <w:r>
+              <w:rPr>
+                <w:rFonts w:ascii="Arial" w:hAnsi="Arial" w:eastAsia="等线" w:cs="Arial"/>
+                <w:b w:val="0"/>
+                <w:sz w:val="22"/>
+              </w:rPr>
+              <w:t>存在</w:t>
+            </w:r>
+          </w:p>
+        </w:tc>
+        <w:tc>
+          <w:tcPr>
+            <w:tcW w:type="dxa" w:w="3008"/>
+          </w:tcPr>
+          <w:p>
+            <w:pPr>
+              <w:spacing w:before="40" w:after="40"/>
+              <w:jc w:val="left"/>
+            </w:pPr>
+            <w:r/>
+            <w:r>
+              <w:rPr>
+                <w:rFonts w:ascii="Arial" w:hAnsi="Arial" w:eastAsia="等线" w:cs="Arial"/>
+                <w:b w:val="0"/>
+                <w:sz w:val="22"/>
+              </w:rPr>
+              <w:t>存在（内核仍正常启动）</w:t>
+            </w:r>
+          </w:p>
+        </w:tc>
+      </w:tr>
+      <w:tr>
+        <w:tc>
+          <w:tcPr>
+            <w:tcW w:type="dxa" w:w="3008"/>
+          </w:tcPr>
+          <w:p>
+            <w:pPr>
+              <w:spacing w:before="40" w:after="40"/>
+              <w:jc w:val="left"/>
+            </w:pPr>
+            <w:r/>
+            <w:r>
+              <w:rPr>
+                <w:rFonts w:ascii="Arial" w:hAnsi="Arial" w:eastAsia="等线" w:cs="Arial"/>
+                <w:b w:val="0"/>
+                <w:sz w:val="22"/>
+              </w:rPr>
+              <w:t>Wi-Fi panic</w:t>
+            </w:r>
+          </w:p>
+        </w:tc>
+        <w:tc>
+          <w:tcPr>
+            <w:tcW w:type="dxa" w:w="3008"/>
+          </w:tcPr>
+          <w:p>
+            <w:pPr>
+              <w:spacing w:before="40" w:after="40"/>
+              <w:jc w:val="left"/>
+            </w:pPr>
+            <w:r/>
+            <w:r>
+              <w:rPr>
+                <w:rFonts w:ascii="Arial" w:hAnsi="Arial" w:eastAsia="等线" w:cs="Arial"/>
+                <w:b w:val="0"/>
+                <w:sz w:val="22"/>
+              </w:rPr>
+              <w:t>存在</w:t>
+            </w:r>
+          </w:p>
+        </w:tc>
+        <w:tc>
+          <w:tcPr>
+            <w:tcW w:type="dxa" w:w="3008"/>
+          </w:tcPr>
+          <w:p>
+            <w:pPr>
+              <w:spacing w:before="40" w:after="40"/>
+              <w:jc w:val="left"/>
+            </w:pPr>
+            <w:r/>
+            <w:r>
+              <w:rPr>
+                <w:rFonts w:ascii="Arial" w:hAnsi="Arial" w:eastAsia="等线" w:cs="Arial"/>
+                <w:b w:val="0"/>
+                <w:sz w:val="22"/>
+              </w:rPr>
+              <w:t>存在（esp-hal 上游问题，见下）</w:t>
+            </w:r>
+          </w:p>
+        </w:tc>
+      </w:tr>
+    </w:tbl>
+    <w:p>
+      <w:pPr>
+        <w:spacing w:before="0" w:after="120" w:line="288" w:lineRule="auto"/>
+        <w:jc w:val="left"/>
+      </w:pPr>
+    </w:p>
+    <w:p>
+      <w:pPr>
+        <w:spacing w:before="0" w:after="120" w:line="288" w:lineRule="auto"/>
         <w:ind w:left="360"/>
         <w:jc w:val="left"/>
       </w:pPr>
@@ -10378,7 +10730,140 @@
           <w:b w:val="0"/>
           <w:sz w:val="21"/>
         </w:rPr>
-        <w:t>这是本次真机验证最直接的收获，也印证了 3.4「适配难点」表中的判断。</w:t>
+        <w:t>这是本次真机验证最直接的收获：</w:t>
+      </w:r>
+      <w:r>
+        <w:rPr>
+          <w:rFonts w:ascii="Arial" w:hAnsi="Arial" w:eastAsia="等线" w:cs="Arial"/>
+          <w:b/>
+          <w:sz w:val="21"/>
+        </w:rPr>
+        <w:t>发现问题 → 定位根因 → 修复 → 真机复测通过</w:t>
+      </w:r>
+      <w:r>
+        <w:rPr>
+          <w:rFonts w:ascii="Arial" w:hAnsi="Arial" w:eastAsia="等线" w:cs="Arial"/>
+          <w:b w:val="0"/>
+          <w:sz w:val="21"/>
+        </w:rPr>
+        <w:t>，</w:t>
+      </w:r>
+    </w:p>
+    <w:p>
+      <w:pPr>
+        <w:spacing w:before="0" w:after="120" w:line="288" w:lineRule="auto"/>
+        <w:ind w:left="360"/>
+        <w:jc w:val="left"/>
+      </w:pPr>
+      <w:r>
+        <w:rPr>
+          <w:rFonts w:ascii="Arial" w:hAnsi="Arial" w:eastAsia="等线" w:cs="Arial"/>
+          <w:b w:val="0"/>
+          <w:sz w:val="21"/>
+        </w:rPr>
+        <w:t>也印证了 3.4「适配难点」表中的判断。</w:t>
+      </w:r>
+    </w:p>
+    <w:p>
+      <w:pPr>
+        <w:spacing w:before="0" w:after="120" w:line="288" w:lineRule="auto"/>
+        <w:jc w:val="left"/>
+      </w:pPr>
+      <w:r>
+        <w:rPr>
+          <w:rFonts w:ascii="Arial" w:hAnsi="Arial" w:eastAsia="等线" w:cs="Arial"/>
+          <w:b/>
+          <w:sz w:val="22"/>
+        </w:rPr>
+        <w:t>网关配置已重新完整编译验证</w:t>
+      </w:r>
+      <w:r>
+        <w:rPr>
+          <w:rFonts w:ascii="Arial" w:hAnsi="Arial" w:eastAsia="等线" w:cs="Arial"/>
+          <w:b w:val="0"/>
+          <w:sz w:val="22"/>
+        </w:rPr>
+        <w:t xml:space="preserve">：修正后在构建机上从 </w:t>
+      </w:r>
+      <w:r>
+        <w:rPr>
+          <w:rFonts w:ascii="Consolas" w:hAnsi="Consolas" w:eastAsia="Consolas" w:cs="Consolas"/>
+          <w:b w:val="0"/>
+          <w:sz w:val="20"/>
+        </w:rPr>
+        <w:t>configs/gateway/defconfig</w:t>
+      </w:r>
+      <w:r>
+        <w:rPr>
+          <w:rFonts w:ascii="Arial" w:hAnsi="Arial" w:eastAsia="等线" w:cs="Arial"/>
+          <w:b w:val="0"/>
+          <w:sz w:val="22"/>
+        </w:rPr>
+        <w:t>展开并完整构建（Wi-Fi 与 SPI2/SPI3 全开），</w:t>
+      </w:r>
+      <w:r>
+        <w:rPr>
+          <w:rFonts w:ascii="Consolas" w:hAnsi="Consolas" w:eastAsia="Consolas" w:cs="Consolas"/>
+          <w:b w:val="0"/>
+          <w:sz w:val="20"/>
+        </w:rPr>
+        <w:t>error 数 = 0</w:t>
+      </w:r>
+      <w:r>
+        <w:rPr>
+          <w:rFonts w:ascii="Arial" w:hAnsi="Arial" w:eastAsia="等线" w:cs="Arial"/>
+          <w:b w:val="0"/>
+          <w:sz w:val="22"/>
+        </w:rPr>
+        <w:t>，</w:t>
+      </w:r>
+      <w:r>
+        <w:rPr>
+          <w:rFonts w:ascii="Consolas" w:hAnsi="Consolas" w:eastAsia="Consolas" w:cs="Consolas"/>
+          <w:b w:val="0"/>
+          <w:sz w:val="20"/>
+        </w:rPr>
+        <w:t>Successfully created ESP32-S3 image.</w:t>
+      </w:r>
+      <w:r>
+        <w:rPr>
+          <w:rFonts w:ascii="Arial" w:hAnsi="Arial" w:eastAsia="等线" w:cs="Arial"/>
+          <w:b w:val="0"/>
+          <w:sz w:val="22"/>
+        </w:rPr>
+        <w:t xml:space="preserve">，产出 </w:t>
+      </w:r>
+      <w:r>
+        <w:rPr>
+          <w:rFonts w:ascii="Consolas" w:hAnsi="Consolas" w:eastAsia="Consolas" w:cs="Consolas"/>
+          <w:b w:val="0"/>
+          <w:sz w:val="20"/>
+        </w:rPr>
+        <w:t>nuttx.bin</w:t>
+      </w:r>
+      <w:r>
+        <w:rPr>
+          <w:rFonts w:ascii="Arial" w:hAnsi="Arial" w:eastAsia="等线" w:cs="Arial"/>
+          <w:b w:val="0"/>
+          <w:sz w:val="22"/>
+        </w:rPr>
+        <w:t xml:space="preserve"> 855,016 B（text 811,514 B / data 12,844 B / bss 332,068 B）——即评审按 README 构建的</w:t>
+      </w:r>
+      <w:r>
+        <w:rPr>
+          <w:rFonts w:ascii="Arial" w:hAnsi="Arial" w:eastAsia="等线" w:cs="Arial"/>
+          <w:b/>
+          <w:sz w:val="22"/>
+        </w:rPr>
+        <w:t>主配置本身是可构建的</w:t>
+      </w:r>
+      <w:r>
+        <w:rPr>
+          <w:rFonts w:ascii="Arial" w:hAnsi="Arial" w:eastAsia="等线" w:cs="Arial"/>
+          <w:b w:val="0"/>
+          <w:sz w:val="22"/>
+        </w:rPr>
+        <w:t>。</w:t>
       </w:r>
     </w:p>
     <w:p>
@@ -12033,7 +12518,7 @@
           <w:b w:val="0"/>
           <w:sz w:val="22"/>
         </w:rPr>
-        <w:t>4. 两个板型镜像均编译通过（854,968 B / 688,004 B），板级符号经核对确认入镜像；</w:t>
+        <w:t>4. 两个板型镜像均编译通过（855,016 B / 688,004 B），板级符号经核对确认入镜像；</w:t>
       </w:r>
     </w:p>
     <w:p>

--- a/docs/技术报告.docx
+++ b/docs/技术报告.docx
@@ -1254,7 +1254,7 @@
           <w:b w:val="0"/>
           <w:sz w:val="22"/>
         </w:rPr>
-        <w:t xml:space="preserve"> 标准 framebuffer，满足大赛「至少落地图形 / AI / 多媒体之一」的要求。两个板型镜像均编译通过（网关板 855,016 B、节点板 688,004 B），板级符号经核对确认已进入镜像；节点板实测 text 647,730 B、data 11,740 B、bss 266,760 B。开发全程使用 AI Coding（含小米 MiMo），累计消耗输入 117,891,569 tok、输出 4,610,068 tok。</w:t>
+        <w:t xml:space="preserve"> 标准 framebuffer，满足大赛「至少落地图形 / AI / 多媒体之一」的要求。两个板型镜像均编译通过（网关板 855,016 B、节点板 687,940 B），板级符号经核对确认已进入镜像；节点板实测 text 647,666 B、data 11,740 B、bss 266,696 B。开发全程使用 AI Coding（含小米 MiMo），累计消耗输入 117,891,569 tok、输出 4,610,068 tok。</w:t>
       </w:r>
     </w:p>
     <w:p>
@@ -6329,7 +6329,7 @@
                 <w:b w:val="0"/>
                 <w:sz w:val="20"/>
               </w:rPr>
-              <w:t>#error Worker thread support is required (CONFIG_SCHED_WORKQUEUE)</w:t>
+              <w:t>./net/loopback.c:61: #error Worker thread support is required (CONFIG_SCHED_WORKQUEUE)</w:t>
             </w:r>
           </w:p>
         </w:tc>
@@ -6345,11 +6345,35 @@
             <w:r/>
             <w:r>
               <w:rPr>
-                <w:rFonts w:ascii="Arial" w:hAnsi="Arial" w:eastAsia="等线" w:cs="Arial"/>
-                <w:b w:val="0"/>
-                <w:sz w:val="22"/>
-              </w:rPr>
-              <w:t xml:space="preserve">节点板 defconfig 补 </w:t>
+                <w:rFonts w:ascii="Consolas" w:hAnsi="Consolas" w:eastAsia="Consolas" w:cs="Consolas"/>
+                <w:b w:val="0"/>
+                <w:sz w:val="20"/>
+              </w:rPr>
+              <w:t>CONFIG_NET_LOOPBACK</w:t>
+            </w:r>
+            <w:r>
+              <w:rPr>
+                <w:rFonts w:ascii="Arial" w:hAnsi="Arial" w:eastAsia="等线" w:cs="Arial"/>
+                <w:b w:val="0"/>
+                <w:sz w:val="22"/>
+              </w:rPr>
+              <w:t xml:space="preserve"> 依赖工作队列；网关板从 W5500/SDMMC 间接继承，节点板没有这些选项故直接失败。两套 defconfig </w:t>
+            </w:r>
+            <w:r>
+              <w:rPr>
+                <w:rFonts w:ascii="Arial" w:hAnsi="Arial" w:eastAsia="等线" w:cs="Arial"/>
+                <w:b/>
+                <w:sz w:val="22"/>
+              </w:rPr>
+              <w:t>均显式</w:t>
+            </w:r>
+            <w:r>
+              <w:rPr>
+                <w:rFonts w:ascii="Arial" w:hAnsi="Arial" w:eastAsia="等线" w:cs="Arial"/>
+                <w:b w:val="0"/>
+                <w:sz w:val="22"/>
+              </w:rPr>
+              <w:t xml:space="preserve">补 </w:t>
             </w:r>
             <w:r>
               <w:rPr>
@@ -7759,7 +7783,31 @@
                 <w:b w:val="0"/>
                 <w:sz w:val="22"/>
               </w:rPr>
-              <w:t xml:space="preserve"> 688,004 B</w:t>
+              <w:t xml:space="preserve"> </w:t>
+            </w:r>
+            <w:r>
+              <w:rPr>
+                <w:rFonts w:ascii="Arial" w:hAnsi="Arial" w:eastAsia="等线" w:cs="Arial"/>
+                <w:b/>
+                <w:sz w:val="22"/>
+              </w:rPr>
+              <w:t>687,940 B</w:t>
+            </w:r>
+            <w:r>
+              <w:rPr>
+                <w:rFonts w:ascii="Arial" w:hAnsi="Arial" w:eastAsia="等线" w:cs="Arial"/>
+                <w:b w:val="0"/>
+                <w:sz w:val="22"/>
+              </w:rPr>
+              <w:t>（text 647,666 / bss 266,696）。</w:t>
+            </w:r>
+            <w:r>
+              <w:rPr>
+                <w:rFonts w:ascii="Arial" w:hAnsi="Arial" w:eastAsia="等线" w:cs="Arial"/>
+                <w:b/>
+                <w:sz w:val="22"/>
+              </w:rPr>
+              <w:t>加入 SPI3 与 `CONFIG_SCHED_WORKQUEUE` 后重新完整构建，error 数 = 0</w:t>
             </w:r>
           </w:p>
         </w:tc>
@@ -8471,7 +8519,7 @@
                 <w:b w:val="0"/>
                 <w:sz w:val="22"/>
               </w:rPr>
-              <w:t>647,730 B</w:t>
+              <w:t>647,666 B</w:t>
             </w:r>
           </w:p>
         </w:tc>
@@ -8555,7 +8603,7 @@
                 <w:b w:val="0"/>
                 <w:sz w:val="22"/>
               </w:rPr>
-              <w:t>266,760 B</w:t>
+              <w:t>266,696 B</w:t>
             </w:r>
           </w:p>
         </w:tc>
@@ -8597,7 +8645,7 @@
                 <w:b w:val="0"/>
                 <w:sz w:val="22"/>
               </w:rPr>
-              <w:t>926,230 B</w:t>
+              <w:t>926,102 B</w:t>
             </w:r>
           </w:p>
         </w:tc>
@@ -8647,7 +8695,7 @@
                 <w:b w:val="0"/>
                 <w:sz w:val="22"/>
               </w:rPr>
-              <w:t>688,004 B</w:t>
+              <w:t>687,940 B</w:t>
             </w:r>
           </w:p>
         </w:tc>
@@ -8868,7 +8916,7 @@
                 <w:b w:val="0"/>
                 <w:sz w:val="22"/>
               </w:rPr>
-              <w:t>98,180 B</w:t>
+              <w:t>98,116 B</w:t>
             </w:r>
           </w:p>
         </w:tc>
@@ -12518,7 +12566,7 @@
           <w:b w:val="0"/>
           <w:sz w:val="22"/>
         </w:rPr>
-        <w:t>4. 两个板型镜像均编译通过（855,016 B / 688,004 B），板级符号经核对确认入镜像；</w:t>
+        <w:t>4. 两个板型镜像均编译通过（855,016 B / 687,940 B），板级符号经核对确认入镜像；</w:t>
       </w:r>
     </w:p>
     <w:p>
